--- a/public/prompts/regulatory-labeling-prompt-library.docx
+++ b/public/prompts/regulatory-labeling-prompt-library.docx
@@ -75,7 +75,7 @@
         </w:r>
       </w:hyperlink>
       <w:r>
-        <w:t>: First session with this library, a new team member joining, or any time the specialist wants to rebuild their Copilot context from scratch.</w:t>
+        <w:t>: A staged onboarding interview that Copilot conducts with the specialist: one question at a time across six short stages (role, products, workflows, people, communication style, wrap-up). The answers become a single setup profile record that seeds every durable-knowledge artifact and the install router, so the specialist never has to author context documents from a blank page. Reach for it on a first session with this library, when a new team member joins, or any time you want to rebuild your Copilot context from scratch.</w:t>
       </w:r>
     </w:p>
     <w:p>
@@ -92,7 +92,7 @@
         </w:r>
       </w:hyperlink>
       <w:r>
-        <w:t>: Role, team, product lines, tools, or workstreams have changed, or a scheduled refresh (a quarterly pass is a good default) is due.</w:t>
+        <w:t>: A shorter re-interview that reads your existing setup profile record back to you, asks only what may have changed since it was written, and produces an updated record plus a short list of installed Copilot entries to update or remove. It exists so the specialist maintains context by confirming deltas, not by re-answering the full onboarding interview each quarter. Reach for it when your role, team, product lines, tools, or workstreams have changed, or when a scheduled refresh comes due.</w:t>
       </w:r>
     </w:p>
     <w:p>
@@ -117,7 +117,7 @@
         </w:r>
       </w:hyperlink>
       <w:r>
-        <w:t>: A new SKU, reformulation, or line extension has a dev brief and a formula but no structured intake record yet.</w:t>
+        <w:t>: Normalizes a dev brief and a formula or spec sheet into one structured labeling intake record, so downstream drafting and review prompts work from a single consistent source instead of a scattered brief and spreadsheet. Reach for it when a new SKU, reformulation, or line extension has a dev brief and a formula but no structured intake record yet. It captures SKU identity, a formula table with quantities, an allergen capture table, intended serving size with a RACC cross-check flag, claims mentioned in the brief, and a list of open questions and missing data blocking downstream drafting.</w:t>
       </w:r>
     </w:p>
     <w:p>
@@ -134,7 +134,7 @@
         </w:r>
       </w:hyperlink>
       <w:r>
-        <w:t>: After [[brief-and-formula-intake]] has produced an intake record, or whenever proposed claims and positioning copy exist for a SKU and need to be triaged before drafting or review.</w:t>
+        <w:t>: Captures the claims a brief intends to make and classifies each by the FDA regulatory pathway it would need to clear, so downstream claims-compliance review starts from a scoped inventory instead of raw marketing copy. Reach for it after [[brief-and-formula-intake]] has produced an intake record, or whenever proposed claims and positioning copy exist for a SKU and need triaging before drafting or review. It tags each distinct claim by claim type and names the substantiation that pathway requires, flagging anything that reads as a disease claim or uses "natural" for human review.</w:t>
       </w:r>
     </w:p>
     <w:p>
@@ -159,7 +159,7 @@
         </w:r>
       </w:hyperlink>
       <w:r>
-        <w:t>: After [[ingredient-statement-drafting]] has produced a draft ingredient statement, or whenever the formula, allergen matrix, or facility statement changes.</w:t>
+        <w:t>: Verifies a product's allergen declaration against the formula and the facility's cross-contact data, checking all nine major food allergens and producing a per-allergen findings table, a draft Contains statement, and a precautionary allergen labeling (PAL) assessment. Reach for it once a draft ingredient statement exists, or whenever the formula, allergen matrix, or facility statement changes. It flags generic declarations (a bare "fish" or "tree nuts" entry) as findings rather than passes, and marks any gap in the supplied data instead of guessing.</w:t>
       </w:r>
     </w:p>
     <w:p>
@@ -176,7 +176,7 @@
         </w:r>
       </w:hyperlink>
       <w:r>
-        <w:t>: An intake record ([[brief-and-formula-intake]]) exists with a formula table, and the ingredient statement has not yet been drafted or the formula has changed since the last draft.</w:t>
+        <w:t>: Derives a compliant draft ingredient statement from a formula, ordering ingredients by predominance by weight and formatting sub-ingredient parentheticals, flavor declarations, and preservative-function declarations correctly. Reach for it once an intake record with a formula table exists and the ingredient statement has not yet been drafted, or when the formula has changed since the last draft. It flags anything that needs a human decision (ambiguous ordering, a proprietary blend name, an unclear flavor or preservative status) rather than resolving it silently.</w:t>
       </w:r>
     </w:p>
     <w:p>
@@ -193,7 +193,7 @@
         </w:r>
       </w:hyperlink>
       <w:r>
-        <w:t>: Nutrient data and a serving size or RACC determination exist for a SKU and the NFP has not yet been built, or the formula/fill volume changed since the last build.</w:t>
+        <w:t>: Builds the Nutrition Facts Panel field set at the correct serving size from supplied nutrient data, the supplied Reference Amount Customarily Consumed (RACC), and supplied Daily Value (DV) table values, with the arithmetic shown for every computed value. Reach for it once nutrient data and a serving size or RACC determination exist for a SKU and the NFP has not yet been built, or when the formula or fill volume changed since the last build. It only uses supplied RACC and DV values, never recalled ones, and marks any value not directly computable from the data as UNVERIFIED.</w:t>
       </w:r>
     </w:p>
     <w:p>
@@ -210,7 +210,7 @@
         </w:r>
       </w:hyperlink>
       <w:r>
-        <w:t>: After [[nutrition-facts-panel-buildout]] has produced a draft NFP, or whenever draft NFP values change and need re-verification before print.</w:t>
+        <w:t>: Verifies FDA rounding rules and %DV computation on every value in a draft Nutrition Facts Panel against the rounding increments embedded in the prompt, quoting the applied increment and showing the computation before each verdict. Reach for it after a draft NFP has been built, or whenever draft NFP values change and need re-verification before print. A mismatch between the draft value and the correctly rounded value is treated as a finding, not a judgment call, and anything not resolvable from the supplied data is marked unable-to-verify.</w:t>
       </w:r>
     </w:p>
     <w:p>
@@ -235,7 +235,7 @@
         </w:r>
       </w:hyperlink>
       <w:r>
-        <w:t>: A claim scoped as an implied nutrient content claim in [[claims-target-scoping]] includes "healthy" or similar wording, or any time the specialist wants to test eligibility before using such a claim.</w:t>
+        <w:t>: Determines whether a product may use "healthy" and related implied nutrient content claims, testing NFP values, formula, RACC, and food-group-equivalent amounts against 21 CFR 101.65(d)(2)-(3) as amended by the December 19, 2024 final rule. Reach for it when marketing wants to use "healthy" and you need an eligibility verdict, plus the gaps to close if the product does not yet qualify, before the label is finalized. Plain water and plain carbonated water automatically qualify under the updated rule.</w:t>
       </w:r>
     </w:p>
     <w:p>
@@ -252,7 +252,7 @@
         </w:r>
       </w:hyperlink>
       <w:r>
-        <w:t>: A claim has been scoped as a nutrient-content-claim pathway item in [[claims-target-scoping]], or any nutrient content claim needs review before label finalization.</w:t>
+        <w:t>: Tests a nutrient content claim (like sugar free, excellent source of vitamin C, or low sodium) against its FDA definition and disclosure triggers, using the Nutrition Facts values that back it. Reach for it when marketing proposes a nutrient claim and you need to know whether the numbers actually support it before the label is finalized. Claim terms FDA has never defined (like low sugar) are flagged as not permitted, not merely failing.</w:t>
       </w:r>
     </w:p>
     <w:p>
@@ -269,7 +269,7 @@
         </w:r>
       </w:hyperlink>
       <w:r>
-        <w:t>: Any marketing copy or label art copy is drafted or revised and needs a screen before it is finalized, or a claim flagged as ambiguous by [[claims-target-scoping]], [[nutrient-content-claim-review]], or [[structure-function-claim-review]] needs a dedicated prohibited-claim assessment.</w:t>
+        <w:t>: Screens all marketing and label art copy end to end for prohibited, implied-disease, or unsubstantiated claims (including unauthorized longevity or anti-aging outcomes), flags severity, and proposes safer alternative phrasing. Reach for it before finalizing any drafted or revised copy, or when an earlier review flagged a phrase as ambiguous and it needs a dedicated prohibited-claim assessment. Imagery is screened only through a written description; any undescribed imagery is flagged for human review, never assumed clean.</w:t>
       </w:r>
     </w:p>
     <w:p>
@@ -286,7 +286,7 @@
         </w:r>
       </w:hyperlink>
       <w:r>
-        <w:t>: A claim has been scoped as structure/function in [[claims-target-scoping]], or any structure/function claim needs review before label finalization.</w:t>
+        <w:t>: Checks a structure/function claim on a conventional beverage (like supports immune health) for truthful, non-disease framing and a nutritive-value basis, and confirms the substantiation on file is topically responsive to the claim as worded. Reach for it when marketing proposes a body-function claim and you need to know whether it stays a permitted structure/function statement or crosses into health-claim or drug-claim territory before the label is finalized. The DSHEA disclaimer regime (21 CFR 101.93) applies to dietary supplements only, not to conventional beverages, so this prompt does not require it.</w:t>
       </w:r>
     </w:p>
     <w:p>
@@ -311,7 +311,7 @@
         </w:r>
       </w:hyperlink>
       <w:r>
-        <w:t>: Before any label content (ingredient statement, NFP, allergen statement, claims) is treated as final, and whenever a formal go/no-go checklist gate exists in the workflow.</w:t>
+        <w:t>: Runs one labeling artifact and its source records against a checklist, writing an explicit finding for every checklist item rather than a single pass/fail summary. Reach for it before any label content (ingredient statement, NFP, allergen statement, claims) is treated as final, or whenever a formal go/no-go checklist gate exists in the workflow. Each line gets a verdict, a severity, and a required action, plus one aggregate disposition that feeds a human sign-off decision but never expresses approval.</w:t>
       </w:r>
     </w:p>
     <w:p>
@@ -328,7 +328,7 @@
         </w:r>
       </w:hyperlink>
       <w:r>
-        <w:t>: After any review or checklist pass (including checklist-template-evaluation) has produced a finding set, and before a human reviewer signs off on the artifact.</w:t>
+        <w:t>: Runs a two-stage second-eyes review over a prior review's output: stage-a re-derives findings from the artifact and the source of truth in a fresh chat without seeing the prior review, and stage-b compares the two findings sets, verifies the prior review's citations, and recommends (never makes) a human sign-off decision. Reach for it after any review or checklist pass has produced a finding set, and before a human reviewer signs off on the artifact. This is not an independent human review: both stages run on the same model, driven by the same user, in the same Microsoft 365 tenant as the first pass, so correlated errors (a shared misreading, a shared fabricated citation, a shared blind spot) will not be caught. It supplements, and never replaces, review by a second person.</w:t>
       </w:r>
     </w:p>
     <w:p>
@@ -353,7 +353,7 @@
         </w:r>
       </w:hyperlink>
       <w:r>
-        <w:t>: After any approved change to a formula, claim, or NFP value, across every SKU and asset that shares that formula or claim.</w:t>
+        <w:t>: Traces whether one approved label change actually reached every downstream label and asset it should have, flagging any SKU or asset the change never propagated to. Reach for it after any approved change to a formula, claim, or Nutrition Facts Panel value, across every SKU and asset that shares that formula or claim. The change record is the source of truth for what should exist downstream; every downstream artifact is what is under test.</w:t>
       </w:r>
     </w:p>
     <w:p>
@@ -370,7 +370,7 @@
         </w:r>
       </w:hyperlink>
       <w:r>
-        <w:t>: A press proof exists for a run and needs sign-off before the print job is released.</w:t>
+        <w:t>: Preflights the regulatory copy of a press proof against the approved label of record before print release, the last gate before real cost and real risk commit. Reach for it when a press proof exists for a run and needs sign-off before the print job is released. Scoped to regulated label content; visual and dimensional print-spec checks (dimensions, bleed, color, substrate, barcode scannability, measured type size) stay human-only. The approved label of record always wins on conflict; the press proof is what is under test.</w:t>
       </w:r>
     </w:p>
     <w:p>
@@ -387,7 +387,7 @@
         </w:r>
       </w:hyperlink>
       <w:r>
-        <w:t>: Whenever a production file (art file, packaging proof, copy deck) is generated or re-generated from an approved label, and before that production copy is used as an input anywhere else (prepress, downstream SKUs, marketing assets).</w:t>
+        <w:t>: Diffs a production copy of a label against the documented approved label of record, field by field, to catch silent drift before it compounds downstream. Reach for it whenever a production file (art file, packaging proof, copy deck) is generated or re-generated from an approved label, and before that production copy is used as an input anywhere else (prepress, downstream SKUs, marketing assets). The approved label of record always wins on conflict; the production copy is what is under test.</w:t>
       </w:r>
     </w:p>
     <w:p>
@@ -412,7 +412,7 @@
         </w:r>
       </w:hyperlink>
       <w:r>
-        <w:t>: A market pull sample, a consumer photo, or a routine shelf audit surfaces an in-market label that needs checking against the approved record of what should be on shelf.</w:t>
+        <w:t>: Compares a label already in the market against the approved record, field by field, to catch drift that reached consumers. Reach for it when a market pull, a consumer photo, or a shelf audit surfaces an in-market label and you need to know whether it still matches what should be on shelf. Because the product is already in consumers' hands, findings here feed a recall or relabel decision, not just a print hold. The approved record is the source of truth: on any conflict the record wins and the discrepancy is a finding, never resolved in favor of what is on shelf.</w:t>
       </w:r>
     </w:p>
     <w:p>
@@ -429,7 +429,7 @@
         </w:r>
       </w:hyperlink>
       <w:r>
-        <w:t>: Weekly, or whenever the specialist needs a rolled-up status view across active SKUs, reviews, and open incidents for a stakeholder update.</w:t>
+        <w:t>: Rolls up the labeling function's week into a categorized status report from your own inputs: in-progress items, a findings log, deadlines, and incidents. Reach for it weekly, or whenever you need a single status view across active SKUs, reviews, and open incidents for a stakeholder update. It is a synthesis prompt, not a compliance judgment: it never resolves an open decision or invents a fact, it organizes what the inputs already say and surfaces the rest for a human to decide.</w:t>
       </w:r>
     </w:p>
     <w:p>
@@ -454,7 +454,7 @@
         </w:r>
       </w:hyperlink>
       <w:r>
-        <w:t>: The specialist has a purpose, recipient, and key points but no drafted email yet.</w:t>
+        <w:t>: Drafts an email from a short brief in the specialist's own voice, producing a subject line, body, and alternate subject options. Reach for it when you have a purpose, recipient, and key points but no drafted email yet, and you want a ready-to-review first draft. It applies your installed communication style profile from [[communication-style-profile]] if one exists, or a plain, direct, professional voice when none is installed. The draft is yours to review and send; Copilot never sends.</w:t>
       </w:r>
     </w:p>
     <w:p>
@@ -471,7 +471,7 @@
         </w:r>
       </w:hyperlink>
       <w:r>
-        <w:t>: An incoming email or thread asks the specialist to state or confirm a regulatory position (e.g. whether a claim is allowed, whether a label change is compliant).</w:t>
+        <w:t>: Drafts a reply that states a regulatory position with citations, holding or escalating rather than committing the company to a position it cannot fully substantiate. Reach for it when an incoming email or thread asks you to state or confirm a regulatory position, such as whether a claim is allowed or whether a label change is compliant. It states the position clearly in your first-person voice, cites the exact provisions it rests on, marks every citation UNVERIFIED until you confirm it against the current eCFR, and adds a hold or escalation note (with a named review gate for external recipients or novel or contested positions).</w:t>
       </w:r>
     </w:p>
     <w:p>
@@ -488,7 +488,7 @@
         </w:r>
       </w:hyperlink>
       <w:r>
-        <w:t>: A thread has run long enough (or reached a conclusion) that its content needs to become tracked decisions and actions rather than staying buried in email.</w:t>
+        <w:t>: Converts an email thread into a summary, decisions made, action items with owners, and open regulatory questions, so nothing discussed in email gets lost. Reach for it when a thread has run long enough (or reached a conclusion) that its content needs to become tracked decisions and actions rather than staying buried in email. It reads the thread end to end and extracts what was decided, what still needs doing, and what regulatory questions remain open, attributing each decision and action to the person named in the thread. When any participant is legal counsel, it marks the output privileged and confidential.</w:t>
       </w:r>
     </w:p>
     <w:p>
@@ -505,7 +505,7 @@
         </w:r>
       </w:hyperlink>
       <w:r>
-        <w:t>: A draft email exists (from [[email-draft-from-brief]] or written directly) and needs a tone/clarity pass before sending.</w:t>
+        <w:t>: Revises an existing email draft for tone, clarity, and commitment risk, flagging any wording that could read as overcommitment or an inadvertent compliance claim. Reach for it when a draft already exists (from [[email-draft-from-brief]] or written directly) and needs a tone and clarity pass before sending. It revises against a target tone, applies your style profile from [[communication-style-profile]] if one is installed (or a plain, direct, professional voice when none is), lists every change made, and flags phrases that overcommit the company or make an inadvertent regulatory or health claim.</w:t>
       </w:r>
     </w:p>
     <w:p>
@@ -530,7 +530,7 @@
         </w:r>
       </w:hyperlink>
       <w:r>
-        <w:t>: Once, when first setting up Copilot personalization, and again whenever the specialist's writing style or stated preferences change materially.</w:t>
+        <w:t>: Captures the specialist's voice and formatting defaults as two separated durable outputs: style rules destined for Copilot Custom Instructions, and discrete facts destined for Copilot Memory. It turns writing samples, stated preferences, and role context into a do/don't list, a phrase bank, and "Remember that ..." fact statements. Reach for it once when first setting up Copilot personalization, and again whenever the specialist's writing style or stated preferences change materially.</w:t>
       </w:r>
     </w:p>
     <w:p>
@@ -547,7 +547,7 @@
         </w:r>
       </w:hyperlink>
       <w:r>
-        <w:t>: Once, when first setting up durable context, and again whenever stakeholders or interaction patterns change materially.</w:t>
+        <w:t>: Maps who the specialist interacts with and how each person connects to them, as durable context for Copilot Memory or a private declarative agent's knowledge. It turns a contact list, roles, and interaction cadence into a structured map of who, role, connection, cadence, and channel, grouped by function. Reach for it once when first setting up durable context, and again whenever stakeholders or interaction patterns change materially.</w:t>
       </w:r>
     </w:p>
     <w:p>
@@ -564,7 +564,7 @@
         </w:r>
       </w:hyperlink>
       <w:r>
-        <w:t>: Once, when setting up durable team context, and again after a team or ownership change.</w:t>
+        <w:t>: Records team roles, ownership, and escalation paths as durable context for a private declarative agent's instructions or knowledge. It turns a team roster and ownership information into a RACI-style record (responsible, accountable, consulted, informed, per labeling function) with an escalation path for each function. Reach for it once when setting up durable team context, and again after a team or ownership change.</w:t>
       </w:r>
     </w:p>
     <w:p>
@@ -581,7 +581,7 @@
         </w:r>
       </w:hyperlink>
       <w:r>
-        <w:t>: On a stated cadence: monthly, or alongside the weekly status report, whichever comes first, and additionally whenever workstreams change enough that Copilot's context on "what am I working on" would be stale.</w:t>
+        <w:t>: Inventories what the specialist is currently working on as durable context for a private declarative agent's knowledge or Copilot Memory. It turns a list of current projects and workstreams into structured records (name, goal, status, stakeholders, key artifacts, confidentiality flag) plus a review-by date so the context never goes stale. Reach for it on a stated cadence (monthly, or alongside the weekly status report, whichever comes first) and whenever workstreams change enough that Copilot's sense of "what am I working on" would be wrong.</w:t>
       </w:r>
     </w:p>
     <w:p>
@@ -606,7 +606,7 @@
         </w:r>
       </w:hyperlink>
       <w:r>
-        <w:t>: A durable-knowledge prompt (from [[durable-knowledge]]) has produced an artifact and the specialist needs to know exactly where to install it.</w:t>
+        <w:t>: Routes a durable-knowledge artifact (see the durable-knowledge prompts) to the single owning Microsoft 365 Copilot layer and returns exact installation steps, grounded only in [[copilot-layering-reference]]. Reach for it once a durable-knowledge prompt has produced an artifact and the specialist needs to know exactly where it belongs (Custom Instructions, Memory, an Agent Builder agent, Excel rules, a Notebook, a file, or Office Scripts) and how to put it there. It returns the owning layer, the click-path or pane description, the cost or admin gate to expect, and a verification step, and it recommends but never installs anything.</w:t>
       </w:r>
     </w:p>
     <w:p>
@@ -631,7 +631,7 @@
         </w:r>
       </w:hyperlink>
       <w:r>
-        <w:t>: Before running any prompt in this library for the first time, and any time Copilot's answers feel vague, wrong, or like it did not see your file.</w:t>
+        <w:t>: The foundation guide every other skill assumes. It teaches the handful of moves that make Microsoft 365 Copilot Chat useful and safe for a beginner: opening the right (work) Copilot, attaching or referencing your files, writing a prompt that gets a good answer, and reading the reply critically. If you learn only one guide, learn this one.</w:t>
       </w:r>
     </w:p>
     <w:p>
@@ -648,7 +648,7 @@
         </w:r>
       </w:hyperlink>
       <w:r>
-        <w:t>: You have formula quantities, nutrient data, or a supplier spreadsheet in Excel and want help structuring, checking, or summarizing it, especially before a Nutrition Facts Panel buildout.</w:t>
+        <w:t>: How to use Copilot inside Excel for the number-heavy parts of labeling: organizing formula and ingredient tables, scaffolding Nutrition Facts math, and cleaning up messy data from R&amp;D or a co-packer. The theme throughout: Copilot is fast at structure and slow to be trusted on arithmetic, so it drafts the table and you verify every number.</w:t>
       </w:r>
     </w:p>
     <w:p>
@@ -665,7 +665,7 @@
         </w:r>
       </w:hyperlink>
       <w:r>
-        <w:t>: Drafting or replying to email, catching up on a long thread, or turning a thread into a task list, especially anything that states a regulatory position.</w:t>
+        <w:t>: How to use Copilot inside Outlook to draft and reply to email in your voice, summarize long threads, and pull action items, without ever letting it send on its own. Email is where a regulatory position becomes externally consequential, so this guide pairs the convenience with the checks that keep a draft from going out wrong.</w:t>
       </w:r>
     </w:p>
     <w:p>
@@ -682,7 +682,7 @@
         </w:r>
       </w:hyperlink>
       <w:r>
-        <w:t>: Looking for the current approved label or spec, asking questions across a folder of documents, or setting up a reusable grounded assistant for your team's labeling library.</w:t>
+        <w:t>: How to use Copilot with SharePoint to find the current label of record, ask questions grounded in a document library, and (where your permissions allow) stand up a site-scoped agent so Copilot answers only from a trusted set of files. SharePoint is where the authoritative documents live, so getting Copilot to point at the right library, and knowing when it cannot, is the whole skill.</w:t>
       </w:r>
     </w:p>
     <w:p>
@@ -699,7 +699,7 @@
         </w:r>
       </w:hyperlink>
       <w:r>
-        <w:t>: Drafting or tightening a memo or copy deck, reformatting a document, or getting a first look at what changed between two versions.</w:t>
+        <w:t>: How to use Copilot inside Word to draft and edit the documents a labeling specialist produces: label copy decks, regulatory memos, and review write-ups, plus comparing two versions of a document. Word is a comfortable place to draft, but comparing long documents is a task where Copilot silently misses things, so this guide points you to the dedicated comparison prompts for anything that matters.</w:t>
       </w:r>
     </w:p>
     <w:p>
@@ -724,7 +724,7 @@
         </w:r>
       </w:hyperlink>
       <w:r>
-        <w:t>: Once a month, or at the end of a launch cycle, to keep the library and the specialist's habits improving instead of drifting.</w:t>
+        <w:t>: A short monthly retrospective the specialist runs with Copilot: what worked, what wasted time, which prompts earned their keep, which were ignored, and one focused change for next month. It is deliberately lightweight so it actually gets done, and it feeds a running record so month-over-month trends are visible. Reach for it once a month, or at the end of a launch cycle, to keep the library and your habits improving instead of drifting.</w:t>
       </w:r>
     </w:p>
     <w:p>
@@ -741,7 +741,7 @@
         </w:r>
       </w:hyperlink>
       <w:r>
-        <w:t>: After a week or two of real use, when technique feels hit-or-miss, or before deciding which tasks to turn into saved prompts.</w:t>
+        <w:t>: Has Copilot review a sample of the specialist's own recent chats and return concrete, prioritized coaching on how to prompt more effectively: where instructions were vague, where context was missing, where a task should have been split, and which habits are already working. Reach for it after a week or two of real use, when technique feels hit-or-miss, or before deciding which tasks to turn into saved prompts. Written for a beginner LLM user, so the feedback is specific and actionable rather than abstract.</w:t>
       </w:r>
     </w:p>
     <w:p>
@@ -758,7 +758,7 @@
         </w:r>
       </w:hyperlink>
       <w:r>
-        <w:t>: The same manual task keeps recurring, the library seems to be missing a prompt for something done often, or after a [[prompting-style-review]] flags a repeated task type.</w:t>
+        <w:t>: Takes a list of the specialist's recurring tasks (or a batch of recent chats) and identifies which ones are worth turning into a reusable asset: a saved prompt, a fill-in template, or a full Copilot skill. It ranks the candidates by how often the task recurs and how much time each conversion would save, then drafts the single best candidate so the specialist has something concrete to install. Reach for it when the same manual task keeps recurring or the library seems to be missing a prompt for something you do often.</w:t>
       </w:r>
     </w:p>
     <w:p>
@@ -816,10 +816,10 @@
         <w:rPr>
           <w:b/>
         </w:rPr>
-        <w:t xml:space="preserve">Description: </w:t>
-      </w:r>
-      <w:r>
-        <w:t>A staged onboarding interview that Copilot conducts with the specialist: one question at a time across six short stages (role, products, workflows, people, communication style, wrap-up). The answers become a single setup profile record that seeds every durable-knowledge artifact and the install router, so the specialist never has to author context documents from a blank page.</w:t>
+        <w:t xml:space="preserve">Summary: </w:t>
+      </w:r>
+      <w:r>
+        <w:t>A staged onboarding interview that Copilot conducts with the specialist: one question at a time across six short stages (role, products, workflows, people, communication style, wrap-up). The answers become a single setup profile record that seeds every durable-knowledge artifact and the install router, so the specialist never has to author context documents from a blank page. Reach for it on a first session with this library, when a new team member joins, or any time you want to rebuild your Copilot context from scratch.</w:t>
       </w:r>
     </w:p>
     <w:p>
@@ -827,32 +827,10 @@
         <w:rPr>
           <w:b/>
         </w:rPr>
-        <w:t xml:space="preserve">When to use: </w:t>
-      </w:r>
-      <w:r>
-        <w:t>First session with this library, a new team member joining, or any time the specialist wants to rebuild their Copilot context from scratch.</w:t>
-      </w:r>
-    </w:p>
-    <w:p>
-      <w:r>
-        <w:rPr>
-          <w:b/>
-        </w:rPr>
-        <w:t xml:space="preserve">What to use for: </w:t>
-      </w:r>
-      <w:r>
-        <w:t>Collecting personal and team working context through guided questions instead of document writing, and producing the setup profile record that downstream prompts consume.</w:t>
-      </w:r>
-    </w:p>
-    <w:p>
-      <w:r>
-        <w:rPr>
-          <w:b/>
-        </w:rPr>
-        <w:t xml:space="preserve">Required inputs: </w:t>
-      </w:r>
-      <w:r>
-        <w:t>None to start; the interview gathers everything by asking. Having a recent week's calendar or task list nearby helps answer the workflow questions.</w:t>
+        <w:t xml:space="preserve">Use cases: </w:t>
+      </w:r>
+      <w:r>
+        <w:t>Your first session with this prompt library and you have no setup profile record yet.; A new team member is joining and needs their own Copilot context built through guided questions instead of document writing.; You want to rebuild your Copilot context from scratch after a role or team change too large for an incremental pass.; You need the setup profile record that downstream prompts consume, produced without writing context documents by hand.; You are ready to feed the results forward to [[communication-style-profile]], [[stakeholder-and-contact-map]], [[team-roles-and-responsibilities]], [[workstream-inventory]], and [[personalization-install-router]].</w:t>
       </w:r>
     </w:p>
     <w:p>
@@ -864,6 +842,17 @@
       </w:r>
       <w:r>
         <w:t>A setup profile record with one section per stage; A next-steps list mapping each section to the durable-knowledge prompt that formalizes it</w:t>
+      </w:r>
+    </w:p>
+    <w:p>
+      <w:r>
+        <w:rPr>
+          <w:b/>
+        </w:rPr>
+        <w:t xml:space="preserve">Also known as: </w:t>
+      </w:r>
+      <w:r>
+        <w:t>build my copilot profile; copilot getting started; first time setup; new specialist onboarding; onboarding interview; set up copilot; setup profile record; tell copilot about me</w:t>
       </w:r>
     </w:p>
     <w:p>
@@ -1319,10 +1308,10 @@
         <w:rPr>
           <w:b/>
         </w:rPr>
-        <w:t xml:space="preserve">Description: </w:t>
-      </w:r>
-      <w:r>
-        <w:t>A shorter re-interview that reads your existing setup profile record back to you, asks only what may have changed since it was written, and produces an updated record plus a short list of installed Copilot entries to update or remove. It exists so the specialist maintains context by confirming deltas, not by re-answering the full onboarding interview each quarter.</w:t>
+        <w:t xml:space="preserve">Summary: </w:t>
+      </w:r>
+      <w:r>
+        <w:t>A shorter re-interview that reads your existing setup profile record back to you, asks only what may have changed since it was written, and produces an updated record plus a short list of installed Copilot entries to update or remove. It exists so the specialist maintains context by confirming deltas, not by re-answering the full onboarding interview each quarter. Reach for it when your role, team, product lines, tools, or workstreams have changed, or when a scheduled refresh comes due.</w:t>
       </w:r>
     </w:p>
     <w:p>
@@ -1330,32 +1319,10 @@
         <w:rPr>
           <w:b/>
         </w:rPr>
-        <w:t xml:space="preserve">When to use: </w:t>
-      </w:r>
-      <w:r>
-        <w:t>Role, team, product lines, tools, or workstreams have changed, or a scheduled refresh (a quarterly pass is a good default) is due.</w:t>
-      </w:r>
-    </w:p>
-    <w:p>
-      <w:r>
-        <w:rPr>
-          <w:b/>
-        </w:rPr>
-        <w:t xml:space="preserve">What to use for: </w:t>
-      </w:r>
-      <w:r>
-        <w:t>Updating an existing setup profile record through targeted change questions, and surfacing which durable-knowledge artifacts and installed Copilot layers now need to be updated or retired.</w:t>
-      </w:r>
-    </w:p>
-    <w:p>
-      <w:r>
-        <w:rPr>
-          <w:b/>
-        </w:rPr>
-        <w:t xml:space="preserve">Required inputs: </w:t>
-      </w:r>
-      <w:r>
-        <w:t>The current `setup-profile-record.md` from a prior [[setup-interview]] or [[setup-refresh]] run</w:t>
+        <w:t xml:space="preserve">Use cases: </w:t>
+      </w:r>
+      <w:r>
+        <w:t>Your role and scope, product lines, tools, or workstreams have changed since the last record was written.; A scheduled refresh is due (a quarterly pass is a good default) and you want to confirm deltas rather than re-answer everything.; A colleague departed or a workstream closed, and you need the stale installed context surfaced for removal.; You need to know which durable-knowledge artifacts and installed Copilot layers now require updating or retiring.; You have a current `setup-profile-record.md` from a prior [[setup-interview]] or [[setup-refresh]] run to update in place.</w:t>
       </w:r>
     </w:p>
     <w:p>
@@ -1367,6 +1334,17 @@
       </w:r>
       <w:r>
         <w:t>An updated setup profile record with a dated change log section; A to-update and to-remove list keyed to the durable-knowledge prompts and the install router</w:t>
+      </w:r>
+    </w:p>
+    <w:p>
+      <w:r>
+        <w:rPr>
+          <w:b/>
+        </w:rPr>
+        <w:t xml:space="preserve">Also known as: </w:t>
+      </w:r>
+      <w:r>
+        <w:t>my role changed update copilot; quarterly copilot refresh; re-run onboarding; refresh my copilot profile; refresh setup record; update copilot about me; update setup profile; what changed since onboarding</w:t>
       </w:r>
     </w:p>
     <w:p>
@@ -1768,10 +1746,10 @@
         <w:rPr>
           <w:b/>
         </w:rPr>
-        <w:t xml:space="preserve">Description: </w:t>
-      </w:r>
-      <w:r>
-        <w:t>Normalizes a dev brief and a formula/spec into a single structured labeling intake record, so drafting and review prompts downstream have one consistent source instead of a scattered brief and spreadsheet.</w:t>
+        <w:t xml:space="preserve">Summary: </w:t>
+      </w:r>
+      <w:r>
+        <w:t>Normalizes a dev brief and a formula or spec sheet into one structured labeling intake record, so downstream drafting and review prompts work from a single consistent source instead of a scattered brief and spreadsheet. Reach for it when a new SKU, reformulation, or line extension has a dev brief and a formula but no structured intake record yet. It captures SKU identity, a formula table with quantities, an allergen capture table, intended serving size with a RACC cross-check flag, claims mentioned in the brief, and a list of open questions and missing data blocking downstream drafting.</w:t>
       </w:r>
     </w:p>
     <w:p>
@@ -1779,32 +1757,10 @@
         <w:rPr>
           <w:b/>
         </w:rPr>
-        <w:t xml:space="preserve">When to use: </w:t>
-      </w:r>
-      <w:r>
-        <w:t>A new SKU, reformulation, or line extension has a dev brief and a formula but no structured intake record yet.</w:t>
-      </w:r>
-    </w:p>
-    <w:p>
-      <w:r>
-        <w:rPr>
-          <w:b/>
-        </w:rPr>
-        <w:t xml:space="preserve">What to use for: </w:t>
-      </w:r>
-      <w:r>
-        <w:t>Turning free-form brief text and a formula/spec sheet into a normalized record: SKU identity, formula table with quantities, allergen capture table, intended serving size with a RACC cross-check flag, claims mentioned in the brief, and a list of open questions or missing data blocking downstream drafting.</w:t>
-      </w:r>
-    </w:p>
-    <w:p>
-      <w:r>
-        <w:rPr>
-          <w:b/>
-        </w:rPr>
-        <w:t xml:space="preserve">Required inputs: </w:t>
-      </w:r>
-      <w:r>
-        <w:t>Dev brief (text or pasted document content); Formula or spec sheet (ingredient list with quantities, sub-ingredient breakdowns if any); SKU identifier; Supplier allergen statement (optional; when absent, its absence is recorded as missing data because it blocks downstream allergen verification); RACC for the product category from 21 CFR 101.12(b) Table 2 (optional; when not supplied, the RACC cross-check is flagged for the specialist to verify)</w:t>
+        <w:t xml:space="preserve">Use cases: </w:t>
+      </w:r>
+      <w:r>
+        <w:t>A new SKU, reformulation, or line extension arrives with a dev brief and a formula but no structured intake record yet.; You need to turn free-form brief text and a formula/spec sheet into one normalized record (SKU identity, formula table, allergen capture, serving size) before drafting starts.; You need an allergen capture table built from the formula: the nine major allergens per FALCPA and the FASTER Act, plus any sulfite stated at or above 10 ppm (declaration required per 21 CFR 101.100(a)(4)).; You need the intended serving size cross-checked against the RACC for the product category in 21 CFR 101.12(b) Table 2.; You need every claim mentioned in the brief captured verbatim before running [[claims-target-scoping]].; You need open questions and missing data surfaced (for example an absent supplier allergen statement that blocks allergen verification) before downstream drafting or review.</w:t>
       </w:r>
     </w:p>
     <w:p>
@@ -1816,6 +1772,17 @@
       </w:r>
       <w:r>
         <w:t>Structured intake record (SKU identity, formula table, allergen capture table, serving size with RACC cross-check flag, claims mentioned); Open questions list; Missing-data list, each item naming what is missing and what it blocks</w:t>
+      </w:r>
+    </w:p>
+    <w:p>
+      <w:r>
+        <w:rPr>
+          <w:b/>
+        </w:rPr>
+        <w:t xml:space="preserve">Also known as: </w:t>
+      </w:r>
+      <w:r>
+        <w:t>allergen capture table; formula spec intake; new sku intake; normalize dev brief; open questions and missing data; reformulation intake; serving size racc check; structure intake record</w:t>
       </w:r>
     </w:p>
     <w:p>
@@ -2397,10 +2364,10 @@
         <w:rPr>
           <w:b/>
         </w:rPr>
-        <w:t xml:space="preserve">Description: </w:t>
-      </w:r>
-      <w:r>
-        <w:t>Captures the claims a brief intends to make and classifies each by the FDA regulatory pathway it would need to clear, so downstream claims-compliance review starts from a scoped inventory instead of raw marketing copy.</w:t>
+        <w:t xml:space="preserve">Summary: </w:t>
+      </w:r>
+      <w:r>
+        <w:t>Captures the claims a brief intends to make and classifies each by the FDA regulatory pathway it would need to clear, so downstream claims-compliance review starts from a scoped inventory instead of raw marketing copy. Reach for it after [[brief-and-formula-intake]] has produced an intake record, or whenever proposed claims and positioning copy exist for a SKU and need triaging before drafting or review. It tags each distinct claim by claim type and names the substantiation that pathway requires, flagging anything that reads as a disease claim or uses "natural" for human review.</w:t>
       </w:r>
     </w:p>
     <w:p>
@@ -2408,32 +2375,10 @@
         <w:rPr>
           <w:b/>
         </w:rPr>
-        <w:t xml:space="preserve">When to use: </w:t>
-      </w:r>
-      <w:r>
-        <w:t>After [[brief-and-formula-intake]] has produced an intake record, or whenever proposed claims and positioning copy exist for a SKU and need to be triaged before drafting or review.</w:t>
-      </w:r>
-    </w:p>
-    <w:p>
-      <w:r>
-        <w:rPr>
-          <w:b/>
-        </w:rPr>
-        <w:t xml:space="preserve">What to use for: </w:t>
-      </w:r>
-      <w:r>
-        <w:t>Reading proposed claims and positioning copy, then tagging each distinct claim by claim type (nutrient content including relative claims and "diet" brand-name use, implied nutrient content including "healthy", percent juice, authorized or qualified health claim, structure/function, "natural", or non-regulated marketing language) and the substantiation each pathway requires.</w:t>
-      </w:r>
-    </w:p>
-    <w:p>
-      <w:r>
-        <w:rPr>
-          <w:b/>
-        </w:rPr>
-        <w:t xml:space="preserve">Required inputs: </w:t>
-      </w:r>
-      <w:r>
-        <w:t>Proposed claims (list or extracted from brief/positioning copy); Positioning copy (optional; marketing language as drafted, when it exists separately from the claims list)</w:t>
+        <w:t xml:space="preserve">Use cases: </w:t>
+      </w:r>
+      <w:r>
+        <w:t>[[brief-and-formula-intake]] has produced an intake record and its captured claims need triaging by pathway before drafting.; Proposed claims and positioning copy exist for a SKU and need scoping before drafting or review.; Marketing proposes nutrient content, relative, implied, percent juice, health, structure/function, or "natural" wording that must be tagged to a pathway (21 CFR 101.13, 101.65, 101.30, 101.14).; You need each pathway's substantiation or disclosure requirement named before the claims-compliance prompts adjudicate.; You suspect a claim reads as an unauthorized disease claim (wording that states or implies preventing, treating, mitigating, or curing a disease under FDCA section 201(g)) and needs escalation.; Any "natural" claim needs routing to human review.</w:t>
       </w:r>
     </w:p>
     <w:p>
@@ -2445,6 +2390,17 @@
       </w:r>
       <w:r>
         <w:t>Claim inventory: each claim, its claim-type tag, the regulatory pathway it falls under with its citation marked UNVERIFIED, and the substantiation required for that pathway; Flags for any claim that does not cleanly fit a recognized pathway, reads as a disease claim, or uses "natural" (always routed to human review)</w:t>
+      </w:r>
+    </w:p>
+    <w:p>
+      <w:r>
+        <w:rPr>
+          <w:b/>
+        </w:rPr>
+        <w:t xml:space="preserve">Also known as: </w:t>
+      </w:r>
+      <w:r>
+        <w:t>build claim inventory; claims scoping; classify claims by pathway; disease claim flag; natural claim review; nutrient content vs health claim; structure function claim routing; triage marketing claims; what pathway does this claim need</w:t>
       </w:r>
     </w:p>
     <w:p>
@@ -3089,10 +3045,10 @@
         <w:rPr>
           <w:b/>
         </w:rPr>
-        <w:t xml:space="preserve">Description: </w:t>
-      </w:r>
-      <w:r>
-        <w:t>Verifies the allergen declaration against the formula and facility cross-contact information, checking all nine major food allergens, producing a findings table, a Contains statement draft, and a precautionary-allergen-labeling (PAL) assessment.</w:t>
+        <w:t xml:space="preserve">Summary: </w:t>
+      </w:r>
+      <w:r>
+        <w:t>Verifies a product's allergen declaration against the formula and the facility's cross-contact data, checking all nine major food allergens and producing a per-allergen findings table, a draft Contains statement, and a precautionary allergen labeling (PAL) assessment. Reach for it once a draft ingredient statement exists, or whenever the formula, allergen matrix, or facility statement changes. It flags generic declarations (a bare "fish" or "tree nuts" entry) as findings rather than passes, and marks any gap in the supplied data instead of guessing.</w:t>
       </w:r>
     </w:p>
     <w:p>
@@ -3100,32 +3056,10 @@
         <w:rPr>
           <w:b/>
         </w:rPr>
-        <w:t xml:space="preserve">When to use: </w:t>
-      </w:r>
-      <w:r>
-        <w:t>After [[ingredient-statement-drafting]] has produced a draft ingredient statement, or whenever the formula, allergen matrix, or facility statement changes.</w:t>
-      </w:r>
-    </w:p>
-    <w:p>
-      <w:r>
-        <w:rPr>
-          <w:b/>
-        </w:rPr>
-        <w:t xml:space="preserve">What to use for: </w:t>
-      </w:r>
-      <w:r>
-        <w:t>Checking every major food allergen against the formula and the facility's allergen matrix and cross-contact statement, producing a per-allergen findings table, a draft Contains statement, gaps in the supplied data, and a PAL assessment.</w:t>
-      </w:r>
-    </w:p>
-    <w:p>
-      <w:r>
-        <w:rPr>
-          <w:b/>
-        </w:rPr>
-        <w:t xml:space="preserve">Required inputs: </w:t>
-      </w:r>
-      <w:r>
-        <w:t>Formula (with sub-ingredients); Allergen matrix (facility-level allergen handling data); Facility statement (cross-contact controls)</w:t>
+        <w:t xml:space="preserve">Use cases: </w:t>
+      </w:r>
+      <w:r>
+        <w:t>A draft ingredient statement from [[ingredient-statement-drafting]] is ready and needs an allergen cross-check before sign-off.; The formula, the facility allergen matrix, or the cross-contact statement changed since the last verification.; You need a Contains statement drafted per 21 USC 343(w) from the food source names of every major allergen present.; You need to decide whether a voluntary "may contain" (PAL) statement is warranted from facility cross-contact risk.; You must confirm fish, crustacean shellfish, and tree nuts are declared by specific species or type, not generically.; You want to surface gaps where the allergen matrix or facility statement does not cover an ingredient present in the formula.</w:t>
       </w:r>
     </w:p>
     <w:p>
@@ -3137,6 +3071,17 @@
       </w:r>
       <w:r>
         <w:t>Findings table with one row per major allergen (all nine, including pass rows) and the attestation line "Allergens checked: 9 of 9; skipped: none."; Draft Contains statement; Gaps in the supplied data; PAL (precautionary allergen labeling, e.g. "may contain") assessment, marked voluntary; Aggregate disposition (no-findings-pending-human-review, findings-require-action, or blocked)</w:t>
+      </w:r>
+    </w:p>
+    <w:p>
+      <w:r>
+        <w:rPr>
+          <w:b/>
+        </w:rPr>
+        <w:t xml:space="preserve">Also known as: </w:t>
+      </w:r>
+      <w:r>
+        <w:t>allergen check; contains statement draft; cross-contact allergen review; does this need a contains statement; may contain labeling; nine major allergens check; precautionary allergen labeling; sesame declaration</w:t>
       </w:r>
     </w:p>
     <w:p>
@@ -3700,10 +3645,10 @@
         <w:rPr>
           <w:b/>
         </w:rPr>
-        <w:t xml:space="preserve">Description: </w:t>
-      </w:r>
-      <w:r>
-        <w:t>Derives a compliant ingredient statement from the formula, ordering ingredients by predominance by weight and formatting sub-ingredient parentheticals, flavor declarations, and preservative-function declarations correctly.</w:t>
+        <w:t xml:space="preserve">Summary: </w:t>
+      </w:r>
+      <w:r>
+        <w:t>Derives a compliant draft ingredient statement from a formula, ordering ingredients by predominance by weight and formatting sub-ingredient parentheticals, flavor declarations, and preservative-function declarations correctly. Reach for it once an intake record with a formula table exists and the ingredient statement has not yet been drafted, or when the formula has changed since the last draft. It flags anything that needs a human decision (ambiguous ordering, a proprietary blend name, an unclear flavor or preservative status) rather than resolving it silently.</w:t>
       </w:r>
     </w:p>
     <w:p>
@@ -3711,32 +3656,10 @@
         <w:rPr>
           <w:b/>
         </w:rPr>
-        <w:t xml:space="preserve">When to use: </w:t>
-      </w:r>
-      <w:r>
-        <w:t>An intake record ([[brief-and-formula-intake]]) exists with a formula table, and the ingredient statement has not yet been drafted or the formula has changed since the last draft.</w:t>
-      </w:r>
-    </w:p>
-    <w:p>
-      <w:r>
-        <w:rPr>
-          <w:b/>
-        </w:rPr>
-        <w:t xml:space="preserve">What to use for: </w:t>
-      </w:r>
-      <w:r>
-        <w:t>Turning a formula (ingredients with quantities, sub-ingredients for compound ingredients) into a draft ingredient statement in descending order by predominance by weight, with parentheticals for sub-ingredients, the 2-percent-or-less grouping where it applies, flavor and preservative-function declarations, and flags for anything that needs a human decision (for example: two ingredients close enough in weight that order is ambiguous, or an ingredient needing a common-or-usual name determination).</w:t>
-      </w:r>
-    </w:p>
-    <w:p>
-      <w:r>
-        <w:rPr>
-          <w:b/>
-        </w:rPr>
-        <w:t xml:space="preserve">Required inputs: </w:t>
-      </w:r>
-      <w:r>
-        <w:t>Formula with quantities; Sub-ingredient breakdowns for any compound ingredient</w:t>
+        <w:t xml:space="preserve">Use cases: </w:t>
+      </w:r>
+      <w:r>
+        <w:t>An intake record ([[brief-and-formula-intake]]) exists with a formula table and the ingredient statement has not yet been drafted.; The formula changed since the last draft and the ingredient statement needs rebuilding.; You need ingredients ordered in descending predominance by weight per 21 CFR 101.4(a)(1).; You need the "Contains 2% or less of" grouping under 21 CFR 101.4(a)(2) applied and its covered ingredients listed.; You need compound ingredients formatted with sub-ingredient parentheticals, plus flavor and preservative-function declarations per 21 CFR 101.22.; You need ambiguous predominance order or a non-obvious common-or-usual name flagged for a human naming decision.</w:t>
       </w:r>
     </w:p>
     <w:p>
@@ -3748,6 +3671,17 @@
       </w:r>
       <w:r>
         <w:t>Ingredient statement in descending predominance order; Parentheticals for sub-ingredients; Statement of whether the 2-percent-or-less grouping was applied, and to which ingredients; Flags for ambiguous ordering, naming, flavor, or preservative-function decisions</w:t>
+      </w:r>
+    </w:p>
+    <w:p>
+      <w:r>
+        <w:rPr>
+          <w:b/>
+        </w:rPr>
+        <w:t xml:space="preserve">Also known as: </w:t>
+      </w:r>
+      <w:r>
+        <w:t>2 percent or less grouping; common or usual name; ingredient list order; ingredient statement draft; natural flavor declaration; predominance by weight; preservative function declaration; sub-ingredient parentheticals</w:t>
       </w:r>
     </w:p>
     <w:p>
@@ -4275,10 +4209,10 @@
         <w:rPr>
           <w:b/>
         </w:rPr>
-        <w:t xml:space="preserve">Description: </w:t>
-      </w:r>
-      <w:r>
-        <w:t>Builds the Nutrition Facts Panel field set at the correct serving size from supplied nutrient data, the supplied Reference Amount Customarily Consumed (RACC), and supplied Daily Value (DV) table values, with the arithmetic shown for every computed value.</w:t>
+        <w:t xml:space="preserve">Summary: </w:t>
+      </w:r>
+      <w:r>
+        <w:t>Builds the Nutrition Facts Panel field set at the correct serving size from supplied nutrient data, the supplied Reference Amount Customarily Consumed (RACC), and supplied Daily Value (DV) table values, with the arithmetic shown for every computed value. Reach for it once nutrient data and a serving size or RACC determination exist for a SKU and the NFP has not yet been built, or when the formula or fill volume changed since the last build. It only uses supplied RACC and DV values, never recalled ones, and marks any value not directly computable from the data as UNVERIFIED.</w:t>
       </w:r>
     </w:p>
     <w:p>
@@ -4286,32 +4220,10 @@
         <w:rPr>
           <w:b/>
         </w:rPr>
-        <w:t xml:space="preserve">When to use: </w:t>
-      </w:r>
-      <w:r>
-        <w:t>Nutrient data and a serving size or RACC determination exist for a SKU and the NFP has not yet been built, or the formula/fill volume changed since the last build.</w:t>
-      </w:r>
-    </w:p>
-    <w:p>
-      <w:r>
-        <w:rPr>
-          <w:b/>
-        </w:rPr>
-        <w:t xml:space="preserve">What to use for: </w:t>
-      </w:r>
-      <w:r>
-        <w:t>Turning nutrient testing data, a serving size/RACC determination, fill volume, and the DV values in use into the full NFP field set: serving size, servings per container, all mandatory nutrients, %DV, and the added-sugars line, applying the numeric single-serving and dual-column rules.</w:t>
-      </w:r>
-    </w:p>
-    <w:p>
-      <w:r>
-        <w:rPr>
-          <w:b/>
-        </w:rPr>
-        <w:t xml:space="preserve">Required inputs: </w:t>
-      </w:r>
-      <w:r>
-        <w:t>Nutrient data (per-serving or per-100g test results); Serving size / RACC determination; Fill volume (container size); Daily Value (DV) table values in use</w:t>
+        <w:t xml:space="preserve">Use cases: </w:t>
+      </w:r>
+      <w:r>
+        <w:t>Nutrient data and a serving size or RACC determination exist for a SKU and the NFP has not yet been built.; The formula or fill volume changed since the last build and the NFP needs rebuilding.; You need the fill-volume-to-RACC percentage computed to decide single-serving versus dual-column labeling per 21 CFR 101.9(b)(6) and (b)(12)(i).; You need the full mandatory nutrient field set per 21 CFR 101.9(c) with %DV shown for every nutrient that has a Daily Value.; You need the added-sugars line stated explicitly with its gram value and %DV arithmetic.; You need to catch when a SKU is actually a dietary supplement, where Supplement Facts (21 CFR 101.36) governs instead.</w:t>
       </w:r>
     </w:p>
     <w:p>
@@ -4323,6 +4235,17 @@
       </w:r>
       <w:r>
         <w:t>NFP field set (all mandatory nutrients with values and %DV), with the arithmetic shown for every computed value; Dual-column labeling determination (with the fill-volume-to-RACC percentage computation shown); Added-sugars line; UNVERIFIED marks on any value not directly computable from the supplied data; Citations for each rule applied</w:t>
+      </w:r>
+    </w:p>
+    <w:p>
+      <w:r>
+        <w:rPr>
+          <w:b/>
+        </w:rPr>
+        <w:t xml:space="preserve">Also known as: </w:t>
+      </w:r>
+      <w:r>
+        <w:t>added sugars line; build the nutrition facts label; dual column labeling; nfp field set; nutrition facts panel buildout; percent daily value calculation; racc percentage check; servings per container calculation</w:t>
       </w:r>
     </w:p>
     <w:p>
@@ -4904,10 +4827,10 @@
         <w:rPr>
           <w:b/>
         </w:rPr>
-        <w:t xml:space="preserve">Description: </w:t>
-      </w:r>
-      <w:r>
-        <w:t>Verifies FDA rounding rules and %DV computation on every value in a draft Nutrition Facts Panel against the rounding increments embedded in the prompt, quoting the applied increment and showing the computation before each verdict.</w:t>
+        <w:t xml:space="preserve">Summary: </w:t>
+      </w:r>
+      <w:r>
+        <w:t>Verifies FDA rounding rules and %DV computation on every value in a draft Nutrition Facts Panel against the rounding increments embedded in the prompt, quoting the applied increment and showing the computation before each verdict. Reach for it after a draft NFP has been built, or whenever draft NFP values change and need re-verification before print. A mismatch between the draft value and the correctly rounded value is treated as a finding, not a judgment call, and anything not resolvable from the supplied data is marked unable-to-verify.</w:t>
       </w:r>
     </w:p>
     <w:p>
@@ -4915,32 +4838,10 @@
         <w:rPr>
           <w:b/>
         </w:rPr>
-        <w:t xml:space="preserve">When to use: </w:t>
-      </w:r>
-      <w:r>
-        <w:t>After [[nutrition-facts-panel-buildout]] has produced a draft NFP, or whenever draft NFP values change and need re-verification before print.</w:t>
-      </w:r>
-    </w:p>
-    <w:p>
-      <w:r>
-        <w:rPr>
-          <w:b/>
-        </w:rPr>
-        <w:t xml:space="preserve">What to use for: </w:t>
-      </w:r>
-      <w:r>
-        <w:t>Checking each declared NFP value against its embedded 21 CFR 101.9(c) rounding increment and recomputing %DV against the supplied DV basis, flagging any value that was rounded or computed incorrectly.</w:t>
-      </w:r>
-    </w:p>
-    <w:p>
-      <w:r>
-        <w:rPr>
-          <w:b/>
-        </w:rPr>
-        <w:t xml:space="preserve">Required inputs: </w:t>
-      </w:r>
-      <w:r>
-        <w:t>Draft NFP values (as currently drafted); DV basis used (which Daily Value table/version, with its values); Unrounded underlying nutrient data, if available</w:t>
+        <w:t xml:space="preserve">Use cases: </w:t>
+      </w:r>
+      <w:r>
+        <w:t>A draft NFP from [[nutrition-facts-panel-buildout]] is ready and needs a rounding and %DV cross-check before print.; Draft NFP values changed and need re-verification before the label is finalized.; You need each declared value checked against its embedded 21 CFR 101.9(c) rounding increment with the computation shown.; You need %DV recomputed against the supplied DV basis, with mismatches flagged.; You need corrected values produced wherever a rounding or %DV fail is found.; You need an aggregate disposition with an explicit list of every critical or major fail blocking sign-off.</w:t>
       </w:r>
     </w:p>
     <w:p>
@@ -4952,6 +4853,17 @@
       </w:r>
       <w:r>
         <w:t>Findings table with one row per declared nutrient, including pass rows, and the attestation line "Fields compared: N of N; skipped: none"; Per-value verdicts (pass, fail, na, unable-to-verify), each preceded by the quoted increment, the unrounded value, and the computation; Corrected values where a fail is found; Aggregate disposition (no-findings-pending-human-review, findings-require-action, or blocked) with a blocking-issues list; Citations for each rounding rule applied</w:t>
+      </w:r>
+    </w:p>
+    <w:p>
+      <w:r>
+        <w:rPr>
+          <w:b/>
+        </w:rPr>
+        <w:t xml:space="preserve">Also known as: </w:t>
+      </w:r>
+      <w:r>
+        <w:t>calories rounding; fda rounding rules check; is this value rounded correctly; nfp rounding review; nutrition facts rounding check; nutrition panel verification; percent daily value recheck; sodium rounding increment</w:t>
       </w:r>
     </w:p>
     <w:p>
@@ -5569,10 +5481,10 @@
         <w:rPr>
           <w:b/>
         </w:rPr>
-        <w:t xml:space="preserve">Description: </w:t>
-      </w:r>
-      <w:r>
-        <w:t>Determines eligibility to use "healthy" and related implied nutrient content claims against 21 CFR 101.65(d)(2)-(3) as amended by the December 19, 2024 final rule, using NFP values, formula, RACC, and food-group-equivalent amounts. Plain water and plain carbonated water automatically qualify under the updated rule.</w:t>
+        <w:t xml:space="preserve">Summary: </w:t>
+      </w:r>
+      <w:r>
+        <w:t>Determines whether a product may use "healthy" and related implied nutrient content claims, testing NFP values, formula, RACC, and food-group-equivalent amounts against 21 CFR 101.65(d)(2)-(3) as amended by the December 19, 2024 final rule. Reach for it when marketing wants to use "healthy" and you need an eligibility verdict, plus the gaps to close if the product does not yet qualify, before the label is finalized. Plain water and plain carbonated water automatically qualify under the updated rule.</w:t>
       </w:r>
     </w:p>
     <w:p>
@@ -5580,32 +5492,10 @@
         <w:rPr>
           <w:b/>
         </w:rPr>
-        <w:t xml:space="preserve">When to use: </w:t>
-      </w:r>
-      <w:r>
-        <w:t>A claim scoped as an implied nutrient content claim in [[claims-target-scoping]] includes "healthy" or similar wording, or any time the specialist wants to test eligibility before using such a claim.</w:t>
-      </w:r>
-    </w:p>
-    <w:p>
-      <w:r>
-        <w:rPr>
-          <w:b/>
-        </w:rPr>
-        <w:t xml:space="preserve">What to use for: </w:t>
-      </w:r>
-      <w:r>
-        <w:t>Testing NFP values, formula composition, and per-RACC food-group-equivalent amounts against the current FDA "healthy" implied-claim criteria under 21 CFR 101.65(d), producing an eligibility verdict and gaps.</w:t>
-      </w:r>
-    </w:p>
-    <w:p>
-      <w:r>
-        <w:rPr>
-          <w:b/>
-        </w:rPr>
-        <w:t xml:space="preserve">Required inputs: </w:t>
-      </w:r>
-      <w:r>
-        <w:t>NFP values (including added sugars, sodium, and saturated fat); Formula; Serving size and RACC (21 CFR 101.12); Per-RACC food-group-equivalent amounts (fruit, vegetable, dairy, grain, and protein-food contributions)</w:t>
+        <w:t xml:space="preserve">Use cases: </w:t>
+      </w:r>
+      <w:r>
+        <w:t>A claim scoped as an implied nutrient content claim in [[claims-target-scoping]] includes "healthy" or similar wording.; Marketing wants to use "healthy" on a beverage and you need an eligibility verdict before the label is finalized.; You need the product tested against both the prior and the updated "healthy" definitions before the February 25, 2028 compliance date.; You need to know the gaps (added sugars, sodium, saturated fat, or food-group-equivalent amounts per RACC) that would need to change to qualify.; The SKU is plain water or plain carbonated water and you need to confirm automatic qualification with no disqualifying added ingredients.</w:t>
       </w:r>
     </w:p>
     <w:p>
@@ -5617,6 +5507,17 @@
       </w:r>
       <w:r>
         <w:t>Eligibility verdict against current criteria; Gaps (what would need to change to become eligible, if not currently eligible); Citation, marked UNVERIFIED until confirmed against the current eCFR, with the applicable regime (pre-2024 or updated) stated</w:t>
+      </w:r>
+    </w:p>
+    <w:p>
+      <w:r>
+        <w:rPr>
+          <w:b/>
+        </w:rPr>
+        <w:t xml:space="preserve">Also known as: </w:t>
+      </w:r>
+      <w:r>
+        <w:t>2024 healthy rule; can we say healthy; healthy claim check; healthy claim eligibility; healthy definition update; healthy label claim; implied nutrient content claim; plain water healthy claim</w:t>
       </w:r>
     </w:p>
     <w:p>
@@ -6234,10 +6135,10 @@
         <w:rPr>
           <w:b/>
         </w:rPr>
-        <w:t xml:space="preserve">Description: </w:t>
-      </w:r>
-      <w:r>
-        <w:t>Tests nutrient content claims (e.g. "sugar free," "excellent source of vitamin C") against their FDA definition and disclosure triggers using the NFP values that support them, and flags claim terms FDA has never defined (e.g. "low sugar") as not permitted rather than testable.</w:t>
+        <w:t xml:space="preserve">Summary: </w:t>
+      </w:r>
+      <w:r>
+        <w:t>Tests a nutrient content claim (like sugar free, excellent source of vitamin C, or low sodium) against its FDA definition and disclosure triggers, using the Nutrition Facts values that back it. Reach for it when marketing proposes a nutrient claim and you need to know whether the numbers actually support it before the label is finalized. Claim terms FDA has never defined (like low sugar) are flagged as not permitted, not merely failing.</w:t>
       </w:r>
     </w:p>
     <w:p>
@@ -6245,32 +6146,10 @@
         <w:rPr>
           <w:b/>
         </w:rPr>
-        <w:t xml:space="preserve">When to use: </w:t>
-      </w:r>
-      <w:r>
-        <w:t>A claim has been scoped as a nutrient-content-claim pathway item in [[claims-target-scoping]], or any nutrient content claim needs review before label finalization.</w:t>
-      </w:r>
-    </w:p>
-    <w:p>
-      <w:r>
-        <w:rPr>
-          <w:b/>
-        </w:rPr>
-        <w:t xml:space="preserve">What to use for: </w:t>
-      </w:r>
-      <w:r>
-        <w:t>Testing claim text against 21 CFR 101.13/Subpart D definitions and 101.65 implied-claim rules on a per-RACC basis, checking the 101.13(h) disclosure triggers, and producing a per-claim verdict with required disclosures and a rewrite if the claim fails.</w:t>
-      </w:r>
-    </w:p>
-    <w:p>
-      <w:r>
-        <w:rPr>
-          <w:b/>
-        </w:rPr>
-        <w:t xml:space="preserve">Required inputs: </w:t>
-      </w:r>
-      <w:r>
-        <w:t>Claim text (exact wording); Full NFP values, including total fat, saturated fat, cholesterol, and sodium (the 21 CFR 101.13(h) disclosure triggers key on these four even when the claim is about a different nutrient); Serving size and RACC (21 CFR 101.12)</w:t>
+        <w:t xml:space="preserve">Use cases: </w:t>
+      </w:r>
+      <w:r>
+        <w:t>A claim routed to the nutrient-content pathway by [[claims-target-scoping]].; Marketing proposes "good source of", "free", "low", or "reduced" wording and you need the numbers checked against the definition.; You need to know whether a claim triggers a "see nutrition information" disclosure under 21 CFR 101.13(h).; You suspect a term (for example "low sugar") may not be a legal nutrient content claim at all.; Any nutrient content claim needs a per-RACC review against 21 CFR 101.13/Subpart D and 101.65 before label finalization.</w:t>
       </w:r>
     </w:p>
     <w:p>
@@ -6282,6 +6161,17 @@
       </w:r>
       <w:r>
         <w:t>Per-claim verdict (pass/fail/na/unable-to-verify/not-defined-not-permitted); Required disclosures (e.g. "see nutrition information for sodium content"); Citation, marked UNVERIFIED until confirmed against the current eCFR; Rewrite suggestion if the claim fails</w:t>
+      </w:r>
+    </w:p>
+    <w:p>
+      <w:r>
+        <w:rPr>
+          <w:b/>
+        </w:rPr>
+        <w:t xml:space="preserve">Also known as: </w:t>
+      </w:r>
+      <w:r>
+        <w:t>claim vs nutrition facts; does this claim pass; excellent source claim; good source claim; low sodium claim; nutrient content claim check; reduced sugar claim review; sugar free claim check</w:t>
       </w:r>
     </w:p>
     <w:p>
@@ -6881,10 +6771,10 @@
         <w:rPr>
           <w:b/>
         </w:rPr>
-        <w:t xml:space="preserve">Description: </w:t>
-      </w:r>
-      <w:r>
-        <w:t>Screens marketing and label art copy for prohibited, implied-disease, or unsubstantiated claims, including unauthorized longevity claims, flagging severity and proposing safer alternatives. Imagery is screened only through a written description; undescribed imagery is flagged for human review.</w:t>
+        <w:t xml:space="preserve">Summary: </w:t>
+      </w:r>
+      <w:r>
+        <w:t>Screens all marketing and label art copy end to end for prohibited, implied-disease, or unsubstantiated claims (including unauthorized longevity or anti-aging outcomes), flags severity, and proposes safer alternative phrasing. Reach for it before finalizing any drafted or revised copy, or when an earlier review flagged a phrase as ambiguous and it needs a dedicated prohibited-claim assessment. Imagery is screened only through a written description; any undescribed imagery is flagged for human review, never assumed clean.</w:t>
       </w:r>
     </w:p>
     <w:p>
@@ -6892,32 +6782,10 @@
         <w:rPr>
           <w:b/>
         </w:rPr>
-        <w:t xml:space="preserve">When to use: </w:t>
-      </w:r>
-      <w:r>
-        <w:t>Any marketing copy or label art copy is drafted or revised and needs a screen before it is finalized, or a claim flagged as ambiguous by [[claims-target-scoping]], [[nutrient-content-claim-review]], or [[structure-function-claim-review]] needs a dedicated prohibited-claim assessment.</w:t>
-      </w:r>
-    </w:p>
-    <w:p>
-      <w:r>
-        <w:rPr>
-          <w:b/>
-        </w:rPr>
-        <w:t xml:space="preserve">What to use for: </w:t>
-      </w:r>
-      <w:r>
-        <w:t>Reading marketing copy and label art copy end to end to catch phrases that read as prohibited, implied-disease, or unsubstantiated claims that a claim-by-claim review might miss because they are not phrased as a discrete "claim."</w:t>
-      </w:r>
-    </w:p>
-    <w:p>
-      <w:r>
-        <w:rPr>
-          <w:b/>
-        </w:rPr>
-        <w:t xml:space="preserve">Required inputs: </w:t>
-      </w:r>
-      <w:r>
-        <w:t>Marketing copy; Label art copy (all on-pack text); Written description of label imagery (Copilot screens described imagery only; undescribed imagery needs human review)</w:t>
+        <w:t xml:space="preserve">Use cases: </w:t>
+      </w:r>
+      <w:r>
+        <w:t>Any marketing copy or label art copy is drafted or revised and needs a screen before it is finalized.; A claim flagged as ambiguous by [[claims-target-scoping]], [[nutrient-content-claim-review]], or [[structure-function-claim-review]] needs a dedicated prohibited-claim assessment.; You need to catch phrases that read as prohibited, implied-disease, or unsubstantiated claims but are not phrased as a discrete "claim".; You need unauthorized longevity or anti-aging outcomes flagged under FDCA 403(a)(1) and 21 CFR 1.21, with safer alternative phrasing proposed.; You need label imagery screened through its written description, with undescribed elements flagged for human review.</w:t>
       </w:r>
     </w:p>
     <w:p>
@@ -6929,6 +6797,17 @@
       </w:r>
       <w:r>
         <w:t>Flagged phrases; Why each is prohibited or risky; Severity; Safer alternative phrasing; List of imagery elements requiring human review</w:t>
+      </w:r>
+    </w:p>
+    <w:p>
+      <w:r>
+        <w:rPr>
+          <w:b/>
+        </w:rPr>
+        <w:t xml:space="preserve">Also known as: </w:t>
+      </w:r>
+      <w:r>
+        <w:t>anti-aging claim check; implied disease claim screen; label art copy screen; longevity claim check; marketing copy review; misleading claim check; prohibited claim screen; unsubstantiated claim screen</w:t>
       </w:r>
     </w:p>
     <w:p>
@@ -7510,10 +7389,10 @@
         <w:rPr>
           <w:b/>
         </w:rPr>
-        <w:t xml:space="preserve">Description: </w:t>
-      </w:r>
-      <w:r>
-        <w:t>Assesses structure/function claims (e.g. "supports immune health") on a conventional beverage for truthful, non-disease framing and a nutritive-value basis, checking that substantiation is on file. The DSHEA disclaimer regime (21 CFR 101.93) applies to dietary supplements only, not to conventional beverages.</w:t>
+        <w:t xml:space="preserve">Summary: </w:t>
+      </w:r>
+      <w:r>
+        <w:t>Checks a structure/function claim on a conventional beverage (like supports immune health) for truthful, non-disease framing and a nutritive-value basis, and confirms the substantiation on file is topically responsive to the claim as worded. Reach for it when marketing proposes a body-function claim and you need to know whether it stays a permitted structure/function statement or crosses into health-claim or drug-claim territory before the label is finalized. The DSHEA disclaimer regime (21 CFR 101.93) applies to dietary supplements only, not to conventional beverages, so this prompt does not require it.</w:t>
       </w:r>
     </w:p>
     <w:p>
@@ -7521,32 +7400,10 @@
         <w:rPr>
           <w:b/>
         </w:rPr>
-        <w:t xml:space="preserve">When to use: </w:t>
-      </w:r>
-      <w:r>
-        <w:t>A claim has been scoped as structure/function in [[claims-target-scoping]], or any structure/function claim needs review before label finalization.</w:t>
-      </w:r>
-    </w:p>
-    <w:p>
-      <w:r>
-        <w:rPr>
-          <w:b/>
-        </w:rPr>
-        <w:t xml:space="preserve">What to use for: </w:t>
-      </w:r>
-      <w:r>
-        <w:t>Reviewing claim text and substantiation on file to confirm the claim describes a structure or function of the body rather than a disease, derives from the beverage's nutritive value, and is correctly routed if it crosses into health-claim or drug-claim territory.</w:t>
-      </w:r>
-    </w:p>
-    <w:p>
-      <w:r>
-        <w:rPr>
-          <w:b/>
-        </w:rPr>
-        <w:t xml:space="preserve">Required inputs: </w:t>
-      </w:r>
-      <w:r>
-        <w:t>Claim text (exact wording); Substantiation on file (summary of evidence backing the claim)</w:t>
+        <w:t xml:space="preserve">Use cases: </w:t>
+      </w:r>
+      <w:r>
+        <w:t>A claim routed to the structure/function pathway by [[claims-target-scoping]].; Marketing proposes body-function wording (for example "supports immune health" or "supports hydration") and you need the framing checked.; You need to know whether a claim crosses into disease risk-reduction framing that requires an authorized health claim under 21 CFR 101.14/Subpart E.; You suspect a claim implies treatment, cure, mitigation, or diagnosis, which makes it a per-se drug claim under FDCA 201(g).; You need to confirm the claimed effect rests on the beverage's nutritive value (FDCA 201(g)(1)(C)) and that substantiation on file is topically responsive.</w:t>
       </w:r>
     </w:p>
     <w:p>
@@ -7558,6 +7415,17 @@
       </w:r>
       <w:r>
         <w:t>Per-claim verdict (pass/fail/na/unable-to-verify); Disease-claim routing (risk-reduction framing vs per-se drug claim); Nutritive-value basis flag; Citation, marked UNVERIFIED until confirmed against the current eCFR</w:t>
+      </w:r>
+    </w:p>
+    <w:p>
+      <w:r>
+        <w:rPr>
+          <w:b/>
+        </w:rPr>
+        <w:t xml:space="preserve">Also known as: </w:t>
+      </w:r>
+      <w:r>
+        <w:t>disease claim risk; does this claim become a drug claim; dshea disclaimer needed; health claim routing; structure function claim check; substantiation on file check; supports hydration claim; supports immune health claim</w:t>
       </w:r>
     </w:p>
     <w:p>
@@ -8130,10 +7998,10 @@
         <w:rPr>
           <w:b/>
         </w:rPr>
-        <w:t xml:space="preserve">Description: </w:t>
-      </w:r>
-      <w:r>
-        <w:t>Runs a labeling artifact and its source records against a checklist, writing an explicit finding for every checklist item rather than a single pass/fail summary.</w:t>
+        <w:t xml:space="preserve">Summary: </w:t>
+      </w:r>
+      <w:r>
+        <w:t>Runs one labeling artifact and its source records against a checklist, writing an explicit finding for every checklist item rather than a single pass/fail summary. Reach for it before any label content (ingredient statement, NFP, allergen statement, claims) is treated as final, or whenever a formal go/no-go checklist gate exists in the workflow. Each line gets a verdict, a severity, and a required action, plus one aggregate disposition that feeds a human sign-off decision but never expresses approval.</w:t>
       </w:r>
     </w:p>
     <w:p>
@@ -8141,32 +8009,10 @@
         <w:rPr>
           <w:b/>
         </w:rPr>
-        <w:t xml:space="preserve">When to use: </w:t>
-      </w:r>
-      <w:r>
-        <w:t>Before any label content (ingredient statement, NFP, allergen statement, claims) is treated as final, and whenever a formal go/no-go checklist gate exists in the workflow.</w:t>
-      </w:r>
-    </w:p>
-    <w:p>
-      <w:r>
-        <w:rPr>
-          <w:b/>
-        </w:rPr>
-        <w:t xml:space="preserve">What to use for: </w:t>
-      </w:r>
-      <w:r>
-        <w:t>Item-by-item evaluation of an artifact against a checklist, producing a verdict, a severity, and a required action for every line, plus one aggregate disposition that feeds a human sign-off decision.</w:t>
-      </w:r>
-    </w:p>
-    <w:p>
-      <w:r>
-        <w:rPr>
-          <w:b/>
-        </w:rPr>
-        <w:t xml:space="preserve">Required inputs: </w:t>
-      </w:r>
-      <w:r>
-        <w:t>The artifact under review (ingredient statement, NFP, allergen statement, or claims copy).; Source records the checklist items reference (formula, approved label of record with version and effective date, approved RACC and serving size, substantiation file).; Optional: the specialist's approved checklist template. If none is attached, the prompt-text carries clearly labeled built-in default checklists; the output must then flag that defaults were used and the run must be repeated against the real approved checklist before it is relied on.</w:t>
+        <w:t xml:space="preserve">Use cases: </w:t>
+      </w:r>
+      <w:r>
+        <w:t>A label component (ingredient statement, NFP, allergen statement, or claims copy) reaches a formal go/no-go checklist gate before it can be treated as final.; You need an item-by-item verdict, severity, and required action for each checklist line, not a single pass/fail summary.; You are checking an artifact against the source records the checklist items reference: the formula, the approved label of record with version and effective date, the approved RACC and serving size, and the substantiation file.; No approved checklist template is attached, so you rely on the built-in defaults and need the output to flag that defaults were used and must be re-run against the real approved checklist.; The result feeds a human sign-off decision, typically ahead of a [[second-eyes-hitl-review]].</w:t>
       </w:r>
     </w:p>
     <w:p>
@@ -8178,6 +8024,17 @@
       </w:r>
       <w:r>
         <w:t>An item-by-item findings table with one row per checklist item, including pass rows.; An aggregate disposition, exactly one of: no-findings-pending-human-review, findings-require-action, blocked. The disposition is never an approval.; An explicit list of blocking items.; A completeness attestation line ("Items evaluated: N of N; skipped: none").; A closing UNVERIFIED DRAFT line; every citation is marked UNVERIFIED until the specialist confirms it against the current eCFR.</w:t>
+      </w:r>
+    </w:p>
+    <w:p>
+      <w:r>
+        <w:rPr>
+          <w:b/>
+        </w:rPr>
+        <w:t xml:space="preserve">Also known as: </w:t>
+      </w:r>
+      <w:r>
+        <w:t>checklist evaluation; checklist findings table; does this label pass the checklist; evaluate labeling checklist; go no go checklist gate; item by item label check; label compliance checklist; run label against a checklist</w:t>
       </w:r>
     </w:p>
     <w:p>
@@ -8867,10 +8724,10 @@
         <w:rPr>
           <w:b/>
         </w:rPr>
-        <w:t xml:space="preserve">Description: </w:t>
-      </w:r>
-      <w:r>
-        <w:t>Runs a two-stage second-eyes review over a prior review's output: stage-a re-derives findings from the artifact and the source of truth in a fresh chat without seeing the prior review, and stage-b compares the two findings sets, verifies the prior review's citations, and recommends (never makes) a human sign-off decision.</w:t>
+        <w:t xml:space="preserve">Summary: </w:t>
+      </w:r>
+      <w:r>
+        <w:t>Runs a two-stage second-eyes review over a prior review's output: stage-a re-derives findings from the artifact and the source of truth in a fresh chat without seeing the prior review, and stage-b compares the two findings sets, verifies the prior review's citations, and recommends (never makes) a human sign-off decision. Reach for it after any review or checklist pass has produced a finding set, and before a human reviewer signs off on the artifact. This is not an independent human review: both stages run on the same model, driven by the same user, in the same Microsoft 365 tenant as the first pass, so correlated errors (a shared misreading, a shared fabricated citation, a shared blind spot) will not be caught. It supplements, and never replaces, review by a second person.</w:t>
       </w:r>
     </w:p>
     <w:p>
@@ -8878,32 +8735,10 @@
         <w:rPr>
           <w:b/>
         </w:rPr>
-        <w:t xml:space="preserve">When to use: </w:t>
-      </w:r>
-      <w:r>
-        <w:t>After any review or checklist pass (including checklist-template-evaluation) has produced a finding set, and before a human reviewer signs off on the artifact.</w:t>
-      </w:r>
-    </w:p>
-    <w:p>
-      <w:r>
-        <w:rPr>
-          <w:b/>
-        </w:rPr>
-        <w:t xml:space="preserve">What to use for: </w:t>
-      </w:r>
-      <w:r>
-        <w:t>Cross-checking a prior review's findings for agreements, disputes, and missed issues, verifying every citation the prior review used against the documented source of truth, stating residual risk, and recommending a next step for the human reviewer.</w:t>
-      </w:r>
-    </w:p>
-    <w:p>
-      <w:r>
-        <w:rPr>
-          <w:b/>
-        </w:rPr>
-        <w:t xml:space="preserve">Required inputs: </w:t>
-      </w:r>
-      <w:r>
-        <w:t>The prior review's output (findings, disposition). Stage-b only; never give this to stage-a.; The artifact under review.; The documented source of truth (approved label of record with version and effective date, formula, substantiation file).</w:t>
+        <w:t xml:space="preserve">Use cases: </w:t>
+      </w:r>
+      <w:r>
+        <w:t>A prior review or checklist pass (including [[checklist-template-evaluation]]) has produced a finding set, and a human reviewer is about to sign off on the artifact.; You want the prior review's findings cross-checked for agreements, disputes, and missed issues against an independently derived pass.; You need every citation the prior review used verified against the documented source of truth (approved label of record with version and effective date, formula, substantiation file).; You want residual risk stated explicitly and a recommended next step (ready-for-human-decision, escalate, or re-review) for the human reviewer.; You accept that this supplements, but does not replace, a second person's review, since both passes share the same model, user, and tenant.</w:t>
       </w:r>
     </w:p>
     <w:p>
@@ -8915,6 +8750,17 @@
       </w:r>
       <w:r>
         <w:t>Stage-a: an independently derived findings table with a completeness attestation.; Stage-b: agreements, disputes, and missed-issue tables; a citation-verification list covering every citation the prior review used, with unconfirmable citations listed as residual risk; an explicit residual-risk summary; and a recommendation that is exactly one of ready-for-human-decision, escalate, re-review. Never an approval.; A closing UNVERIFIED DRAFT line on each stage's output.</w:t>
+      </w:r>
+    </w:p>
+    <w:p>
+      <w:r>
+        <w:rPr>
+          <w:b/>
+        </w:rPr>
+        <w:t xml:space="preserve">Also known as: </w:t>
+      </w:r>
+      <w:r>
+        <w:t>cross check review findings; double check a prior review; human in the loop review; independent re-review; second eyes review; second pair of eyes label check; two stage review; verify prior review citations</w:t>
       </w:r>
     </w:p>
     <w:p>
@@ -9541,10 +9387,10 @@
         <w:rPr>
           <w:b/>
         </w:rPr>
-        <w:t xml:space="preserve">Description: </w:t>
-      </w:r>
-      <w:r>
-        <w:t>Traces whether one approved label change actually reached every downstream label and asset it should have, flagging any SKU or asset the change never propagated to.</w:t>
+        <w:t xml:space="preserve">Summary: </w:t>
+      </w:r>
+      <w:r>
+        <w:t>Traces whether one approved label change actually reached every downstream label and asset it should have, flagging any SKU or asset the change never propagated to. Reach for it after any approved change to a formula, claim, or Nutrition Facts Panel value, across every SKU and asset that shares that formula or claim. The change record is the source of truth for what should exist downstream; every downstream artifact is what is under test.</w:t>
       </w:r>
     </w:p>
     <w:p>
@@ -9552,32 +9398,10 @@
         <w:rPr>
           <w:b/>
         </w:rPr>
-        <w:t xml:space="preserve">When to use: </w:t>
-      </w:r>
-      <w:r>
-        <w:t>After any approved change to a formula, claim, or NFP value, across every SKU and asset that shares that formula or claim.</w:t>
-      </w:r>
-    </w:p>
-    <w:p>
-      <w:r>
-        <w:rPr>
-          <w:b/>
-        </w:rPr>
-        <w:t xml:space="preserve">What to use for: </w:t>
-      </w:r>
-      <w:r>
-        <w:t>Building a propagation matrix that shows, for one approved change, which downstream artifacts have it and which do not.</w:t>
-      </w:r>
-    </w:p>
-    <w:p>
-      <w:r>
-        <w:rPr>
-          <w:b/>
-        </w:rPr>
-        <w:t xml:space="preserve">Required inputs: </w:t>
-      </w:r>
-      <w:r>
-        <w:t>Change record (what changed, when, and why it was approved), with its change ID, version, and approval date.; SKU list (every SKU that could be affected), with its version or as-of date.; Downstream artifacts (labels, packaging files, marketing assets tied to those SKUs), each labeled with its filename and version or date.</w:t>
+        <w:t xml:space="preserve">Use cases: </w:t>
+      </w:r>
+      <w:r>
+        <w:t>An approved formula, claim, allergen, or NFP change just landed and you need to confirm it reached every SKU and asset that shares that formula or claim.; You are building a propagation matrix that shows, for one approved change, which downstream artifacts have it and which still show pre-change content.; A SKU family shares a claim or formula and you suspect one label or marketing asset was missed in the rollout.; Any artifact still carrying the old version is approaching the print pipeline and needs a print-risk flag before release.; You need every unpropagated change listed explicitly, mapped to a single action (hold-print, escalate, correct-record, or clear) with a citation.</w:t>
       </w:r>
     </w:p>
     <w:p>
@@ -9589,6 +9413,17 @@
       </w:r>
       <w:r>
         <w:t>A propagation matrix covering every SKU x artifact pair with a stated cell count, a list of unpropagated changes, print-risk flags for anything still in the print pipeline, an aggregate disposition, and a machine-readable JSON summary block with a `no_blocking_findings_detected` boolean.</w:t>
+      </w:r>
+    </w:p>
+    <w:p>
+      <w:r>
+        <w:rPr>
+          <w:b/>
+        </w:rPr>
+        <w:t xml:space="preserve">Also known as: </w:t>
+      </w:r>
+      <w:r>
+        <w:t>change propagation check; claim change did not propagate; did the change reach every sku; find labels missing the update; formula change rollout audit; propagation matrix across skus; unpropagated label change; which labels still have the old version</w:t>
       </w:r>
     </w:p>
     <w:p>
@@ -10179,10 +10014,10 @@
         <w:rPr>
           <w:b/>
         </w:rPr>
-        <w:t xml:space="preserve">Description: </w:t>
-      </w:r>
-      <w:r>
-        <w:t>Preflights the regulatory copy of a press proof against the approved label of record before print release, the last gate before real cost and real risk commit. Scoped to regulated label content; visual and dimensional print-spec checks stay human-only.</w:t>
+        <w:t xml:space="preserve">Summary: </w:t>
+      </w:r>
+      <w:r>
+        <w:t>Preflights the regulatory copy of a press proof against the approved label of record before print release, the last gate before real cost and real risk commit. Reach for it when a press proof exists for a run and needs sign-off before the print job is released. Scoped to regulated label content; visual and dimensional print-spec checks (dimensions, bleed, color, substrate, barcode scannability, measured type size) stay human-only. The approved label of record always wins on conflict; the press proof is what is under test.</w:t>
       </w:r>
     </w:p>
     <w:p>
@@ -10190,32 +10025,10 @@
         <w:rPr>
           <w:b/>
         </w:rPr>
-        <w:t xml:space="preserve">When to use: </w:t>
-      </w:r>
-      <w:r>
-        <w:t>A press proof exists for a run and needs sign-off before the print job is released.</w:t>
-      </w:r>
-    </w:p>
-    <w:p>
-      <w:r>
-        <w:rPr>
-          <w:b/>
-        </w:rPr>
-        <w:t xml:space="preserve">What to use for: </w:t>
-      </w:r>
-      <w:r>
-        <w:t>Field-by-field comparison of the press proof's regulated content against the approved label of record, silent-change detection, and a hold or release recommendation for human sign-off.</w:t>
-      </w:r>
-    </w:p>
-    <w:p>
-      <w:r>
-        <w:rPr>
-          <w:b/>
-        </w:rPr>
-        <w:t xml:space="preserve">Required inputs: </w:t>
-      </w:r>
-      <w:r>
-        <w:t>Press proof (the artifact under test), as a live-text export or pasted text, with its filename and proof version or date. Outlined or curved artwork text cannot be read; supply the text layer or paste the copy.; Approved label of record (the source of truth), with its filename, version identifier, and effective date.</w:t>
+        <w:t xml:space="preserve">Use cases: </w:t>
+      </w:r>
+      <w:r>
+        <w:t>A press proof exists for a run and needs regulatory sign-off before the print job is released.; You need a field-by-field comparison of the proof's regulated content against the approved label of record before real print cost and market risk lock in.; You suspect a silent change between approval and this proof, including a font or layout substitution that alters the wording or completeness of mandatory text.; You need a hold or release-for-human-sign-off recommendation, with every blocking issue named.; You want the human-only print-spec items (dimensions, bleed, color, substrate, barcode scannability, measured type size) listed for the checker rather than assessed in chat.</w:t>
       </w:r>
     </w:p>
     <w:p>
@@ -10227,6 +10040,17 @@
       </w:r>
       <w:r>
         <w:t>A preflight table with exactly one row per enumerated field, a closing completeness attestation ("Fields compared: N of N; skipped: none"), an aggregate disposition, a machine-readable JSON summary block with a `no_blocking_findings_detected` boolean, and a recommend-hold or recommend-release-for-human-sign-off recommendation. Visual and dimensional print-spec items (dimensions, bleed, color, substrate, barcode scannability, measured type size) are out of scope and listed for the human checker.</w:t>
+      </w:r>
+    </w:p>
+    <w:p>
+      <w:r>
+        <w:rPr>
+          <w:b/>
+        </w:rPr>
+        <w:t xml:space="preserve">Also known as: </w:t>
+      </w:r>
+      <w:r>
+        <w:t>hold or release the print job; is this proof safe to print; last check before print; prepress regulatory copy check; press proof preflight; print release preflight; proof against label of record; proof vs approved label check</w:t>
       </w:r>
     </w:p>
     <w:p>
@@ -10781,10 +10605,10 @@
         <w:rPr>
           <w:b/>
         </w:rPr>
-        <w:t xml:space="preserve">Description: </w:t>
-      </w:r>
-      <w:r>
-        <w:t>Diffs a production copy of a label against the documented approved label of record, field by field, to catch silent drift before it compounds downstream.</w:t>
+        <w:t xml:space="preserve">Summary: </w:t>
+      </w:r>
+      <w:r>
+        <w:t>Diffs a production copy of a label against the documented approved label of record, field by field, to catch silent drift before it compounds downstream. Reach for it whenever a production file (art file, packaging proof, copy deck) is generated or re-generated from an approved label, and before that production copy is used as an input anywhere else (prepress, downstream SKUs, marketing assets). The approved label of record always wins on conflict; the production copy is what is under test.</w:t>
       </w:r>
     </w:p>
     <w:p>
@@ -10792,32 +10616,10 @@
         <w:rPr>
           <w:b/>
         </w:rPr>
-        <w:t xml:space="preserve">When to use: </w:t>
-      </w:r>
-      <w:r>
-        <w:t>Whenever a production file (art file, packaging proof, copy deck) is generated or re-generated from an approved label, and before that production copy is used as an input anywhere else (prepress, downstream SKUs, marketing assets).</w:t>
-      </w:r>
-    </w:p>
-    <w:p>
-      <w:r>
-        <w:rPr>
-          <w:b/>
-        </w:rPr>
-        <w:t xml:space="preserve">What to use for: </w:t>
-      </w:r>
-      <w:r>
-        <w:t>Field-by-field comparison of a production copy against the approved label of record, silent-change detection, and mapping every finding to an action.</w:t>
-      </w:r>
-    </w:p>
-    <w:p>
-      <w:r>
-        <w:rPr>
-          <w:b/>
-        </w:rPr>
-        <w:t xml:space="preserve">Required inputs: </w:t>
-      </w:r>
-      <w:r>
-        <w:t>Production copy (the artifact under test), with its filename and version identifier or export date.; Approved label of record (the source of truth), with its filename, version identifier, and effective date.</w:t>
+        <w:t xml:space="preserve">Use cases: </w:t>
+      </w:r>
+      <w:r>
+        <w:t>A production art file, packaging proof, or copy deck was just generated or re-generated from an approved label and you need to confirm it matches before anyone builds on it.; A production copy is about to feed prepress, downstream SKUs, or marketing assets, and must be reconciled against the label of record first.; You suspect silent drift: a formula change that never reached the ingredient statement, an added-sugars value that no longer matches the formula, or an allergen added or removed without a declaration update.; A claim was edited after approval and you need to confirm the production copy still matches the approved wording and its substantiation.; You need every field-level finding mapped to a single action (hold-print, escalate, correct-record, or clear) with a citation.</w:t>
       </w:r>
     </w:p>
     <w:p>
@@ -10829,6 +10631,17 @@
       </w:r>
       <w:r>
         <w:t>A reconciliation table with exactly one row per enumerated field, a closing completeness attestation ("Fields compared: N of N; skipped: none"), an aggregate disposition, and a machine-readable JSON summary block with a `no_blocking_findings_detected` boolean.</w:t>
+      </w:r>
+    </w:p>
+    <w:p>
+      <w:r>
+        <w:rPr>
+          <w:b/>
+        </w:rPr>
+        <w:t xml:space="preserve">Also known as: </w:t>
+      </w:r>
+      <w:r>
+        <w:t>art file vs label of record; compare production label to approved; did the production file match the approved label; field by field label comparison; label drift check; packaging proof reconciliation; production vs approved label check; silent label change detection</w:t>
       </w:r>
     </w:p>
     <w:p>
@@ -11383,10 +11196,10 @@
         <w:rPr>
           <w:b/>
         </w:rPr>
-        <w:t xml:space="preserve">Description: </w:t>
-      </w:r>
-      <w:r>
-        <w:t>Compares a label already in the market against the approved record, field by field, to catch drift that reached consumers and needs a recall or relabel decision, not just a print hold.</w:t>
+        <w:t xml:space="preserve">Summary: </w:t>
+      </w:r>
+      <w:r>
+        <w:t>Compares a label already in the market against the approved record, field by field, to catch drift that reached consumers. Reach for it when a market pull, a consumer photo, or a shelf audit surfaces an in-market label and you need to know whether it still matches what should be on shelf. Because the product is already in consumers' hands, findings here feed a recall or relabel decision, not just a print hold. The approved record is the source of truth: on any conflict the record wins and the discrepancy is a finding, never resolved in favor of what is on shelf.</w:t>
       </w:r>
     </w:p>
     <w:p>
@@ -11394,32 +11207,10 @@
         <w:rPr>
           <w:b/>
         </w:rPr>
-        <w:t xml:space="preserve">When to use: </w:t>
-      </w:r>
-      <w:r>
-        <w:t>A market pull sample, a consumer photo, or a routine shelf audit surfaces an in-market label that needs checking against the approved record of what should be on shelf.</w:t>
-      </w:r>
-    </w:p>
-    <w:p>
-      <w:r>
-        <w:rPr>
-          <w:b/>
-        </w:rPr>
-        <w:t xml:space="preserve">What to use for: </w:t>
-      </w:r>
-      <w:r>
-        <w:t>Field-by-field comparison of an in-market label against the approved record, silent-change detection, and escalation of any in-market discrepancy to a recall/relabel decision path.</w:t>
-      </w:r>
-    </w:p>
-    <w:p>
-      <w:r>
-        <w:rPr>
-          <w:b/>
-        </w:rPr>
-        <w:t xml:space="preserve">Required inputs: </w:t>
-      </w:r>
-      <w:r>
-        <w:t>In-market label (image or extracted text); Approved record (the source of truth), with its version identifier and effective date; SKU identifier; Lot or date code from the pulled sample (or an explicit note that it is unknown); Pull date and location (retailer, city, or channel)</w:t>
+        <w:t xml:space="preserve">Use cases: </w:t>
+      </w:r>
+      <w:r>
+        <w:t>A market pull sample, a consumer photo, or a routine shelf audit surfaces an in-market label that needs checking against the approved record.; You need a field-by-field comparison of an in-market label against the approved record, including pass rows and a fields-compared attestation.; You suspect a silent change: a regulated value (ingredient order, allergen declaration, Nutrition Facts value, RACC, net quantity, claim wording) that drifted between the record and what is actually on shelf.; A discrepancy needs escalation to a recall or relabel decision path, including undeclared major allergen or other safety-relevant findings.; The pulled sample's lot or date code cannot be tied to the record version in force, so findings must be marked provisional until a human confirms the record version.</w:t>
       </w:r>
     </w:p>
     <w:p>
@@ -11431,6 +11222,17 @@
       </w:r>
       <w:r>
         <w:t>Discrepancy findings (one row per field, including pass rows, with a fields-compared attestation); Severity (critical/major/minor); Recall/relabel escalation flag; Machine-readable summary (JSON with `no_blocking_findings_detected` and `recall_escalation`)</w:t>
+      </w:r>
+    </w:p>
+    <w:p>
+      <w:r>
+        <w:rPr>
+          <w:b/>
+        </w:rPr>
+        <w:t xml:space="preserve">Also known as: </w:t>
+      </w:r>
+      <w:r>
+        <w:t>consumer photo label check; does the shelf label match the record; in-market label check; label drift in market; market pull vs record check; recall or relabel decision; shelf audit label comparison; undeclared allergen on shelf</w:t>
       </w:r>
     </w:p>
     <w:p>
@@ -11985,10 +11787,10 @@
         <w:rPr>
           <w:b/>
         </w:rPr>
-        <w:t xml:space="preserve">Description: </w:t>
-      </w:r>
-      <w:r>
-        <w:t>Generates a categorized weekly status report for the labeling function from in-progress items, a findings log, deadlines, and incidents.</w:t>
+        <w:t xml:space="preserve">Summary: </w:t>
+      </w:r>
+      <w:r>
+        <w:t>Rolls up the labeling function's week into a categorized status report from your own inputs: in-progress items, a findings log, deadlines, and incidents. Reach for it weekly, or whenever you need a single status view across active SKUs, reviews, and open incidents for a stakeholder update. It is a synthesis prompt, not a compliance judgment: it never resolves an open decision or invents a fact, it organizes what the inputs already say and surfaces the rest for a human to decide.</w:t>
       </w:r>
     </w:p>
     <w:p>
@@ -11996,32 +11798,10 @@
         <w:rPr>
           <w:b/>
         </w:rPr>
-        <w:t xml:space="preserve">When to use: </w:t>
-      </w:r>
-      <w:r>
-        <w:t>Weekly, or whenever the specialist needs a rolled-up status view across active SKUs, reviews, and open incidents for a stakeholder update.</w:t>
-      </w:r>
-    </w:p>
-    <w:p>
-      <w:r>
-        <w:rPr>
-          <w:b/>
-        </w:rPr>
-        <w:t xml:space="preserve">What to use for: </w:t>
-      </w:r>
-      <w:r>
-        <w:t>Synthesizing in-progress items, findings, deadlines, and incidents into a structured report with clear sections, without inventing any fact not present in the inputs.</w:t>
-      </w:r>
-    </w:p>
-    <w:p>
-      <w:r>
-        <w:rPr>
-          <w:b/>
-        </w:rPr>
-        <w:t xml:space="preserve">Required inputs: </w:t>
-      </w:r>
-      <w:r>
-        <w:t>Reporting period (week start and week end dates; the week-ending date names the output file); In-progress items (current SKU/label work); Findings log (recent review, checklist, or comparison findings); Deadlines (upcoming dates); Incidents (anything escalated this period)</w:t>
+        <w:t xml:space="preserve">Use cases: </w:t>
+      </w:r>
+      <w:r>
+        <w:t>The weekly stakeholder update is due and you need a structured report across active SKUs, reviews, and open incidents.; You have in-progress items, a findings log, deadlines, and incidents to synthesize into clear sections without inventing any fact not present in the inputs.; You need findings grouped by severity, blockers flagged with what they are waiting on, and open decisions listed for a human to make.; Upcoming deadlines must be laid out in date order with any missed deadline flagged.; Incidents escalated this period need to be reported with their current disposition, each in-progress item grouped under exactly one library category.</w:t>
       </w:r>
     </w:p>
     <w:p>
@@ -12033,6 +11813,17 @@
       </w:r>
       <w:r>
         <w:t>Structured report with frontmatter, sections, blockers, and decisions needed</w:t>
+      </w:r>
+    </w:p>
+    <w:p>
+      <w:r>
+        <w:rPr>
+          <w:b/>
+        </w:rPr>
+        <w:t xml:space="preserve">Also known as: </w:t>
+      </w:r>
+      <w:r>
+        <w:t>blockers and decisions needed; labeling status update; open incidents this week; review findings summary; stakeholder status report; upcoming deadlines report; weekly rollup for stakeholders; weekly status report</w:t>
       </w:r>
     </w:p>
     <w:p>
@@ -12569,10 +12360,10 @@
         <w:rPr>
           <w:b/>
         </w:rPr>
-        <w:t xml:space="preserve">Description: </w:t>
-      </w:r>
-      <w:r>
-        <w:t>Drafts an email from a short brief in the specialist's own voice, producing a subject line, body, and alternate subject options.</w:t>
+        <w:t xml:space="preserve">Summary: </w:t>
+      </w:r>
+      <w:r>
+        <w:t>Drafts an email from a short brief in the specialist's own voice, producing a subject line, body, and alternate subject options. Reach for it when you have a purpose, recipient, and key points but no drafted email yet, and you want a ready-to-review first draft. It applies your installed communication style profile from [[communication-style-profile]] if one exists, or a plain, direct, professional voice when none is installed. The draft is yours to review and send; Copilot never sends.</w:t>
       </w:r>
     </w:p>
     <w:p>
@@ -12580,32 +12371,10 @@
         <w:rPr>
           <w:b/>
         </w:rPr>
-        <w:t xml:space="preserve">When to use: </w:t>
-      </w:r>
-      <w:r>
-        <w:t>The specialist has a purpose, recipient, and key points but no drafted email yet.</w:t>
-      </w:r>
-    </w:p>
-    <w:p>
-      <w:r>
-        <w:rPr>
-          <w:b/>
-        </w:rPr>
-        <w:t xml:space="preserve">What to use for: </w:t>
-      </w:r>
-      <w:r>
-        <w:t>Turning purpose, recipient, key points, and target tone into a ready-to-review draft email, applying the specialist's style profile from [[communication-style-profile]] if one has been installed, or a plain, direct, professional voice when none is installed.</w:t>
-      </w:r>
-    </w:p>
-    <w:p>
-      <w:r>
-        <w:rPr>
-          <w:b/>
-        </w:rPr>
-        <w:t xml:space="preserve">Required inputs: </w:t>
-      </w:r>
-      <w:r>
-        <w:t>Purpose (what the email needs to accomplish); Recipient (who, and relationship/context if relevant); Key points (what must be said); Tone (target tone for this email)</w:t>
+        <w:t xml:space="preserve">Use cases: </w:t>
+      </w:r>
+      <w:r>
+        <w:t>You have a purpose, recipient, and key points but no drafted email yet.; You want to turn purpose, recipient, key points, and target tone into a ready-to-review draft.; You want the email written in your own first-person voice using your style profile from [[communication-style-profile]].; You want two alternate subject line options to choose from.; You need a fast first draft that a person reviews before it is sent.</w:t>
       </w:r>
     </w:p>
     <w:p>
@@ -12617,6 +12386,17 @@
       </w:r>
       <w:r>
         <w:t>Subject plus body draft; Alternate subject line options; Note on which style profile was applied, if any</w:t>
+      </w:r>
+    </w:p>
+    <w:p>
+      <w:r>
+        <w:rPr>
+          <w:b/>
+        </w:rPr>
+        <w:t xml:space="preserve">Also known as: </w:t>
+      </w:r>
+      <w:r>
+        <w:t>compose email from a brief; draft an email; draft email in my voice; email drafting helper; email from bullet points; quick email draft; turn key points into an email; write an email from notes</w:t>
       </w:r>
     </w:p>
     <w:p>
@@ -13162,10 +12942,10 @@
         <w:rPr>
           <w:b/>
         </w:rPr>
-        <w:t xml:space="preserve">Description: </w:t>
-      </w:r>
-      <w:r>
-        <w:t>Drafts a reply that states a regulatory position with citations, holding or escalating rather than committing the company to a position it cannot fully substantiate.</w:t>
+        <w:t xml:space="preserve">Summary: </w:t>
+      </w:r>
+      <w:r>
+        <w:t>Drafts a reply that states a regulatory position with citations, holding or escalating rather than committing the company to a position it cannot fully substantiate. Reach for it when an incoming email or thread asks you to state or confirm a regulatory position, such as whether a claim is allowed or whether a label change is compliant. It states the position clearly in your first-person voice, cites the exact provisions it rests on, marks every citation UNVERIFIED until you confirm it against the current eCFR, and adds a hold or escalation note (with a named review gate for external recipients or novel or contested positions).</w:t>
       </w:r>
     </w:p>
     <w:p>
@@ -13173,32 +12953,10 @@
         <w:rPr>
           <w:b/>
         </w:rPr>
-        <w:t xml:space="preserve">When to use: </w:t>
-      </w:r>
-      <w:r>
-        <w:t>An incoming email or thread asks the specialist to state or confirm a regulatory position (e.g. whether a claim is allowed, whether a label change is compliant).</w:t>
-      </w:r>
-    </w:p>
-    <w:p>
-      <w:r>
-        <w:rPr>
-          <w:b/>
-        </w:rPr>
-        <w:t xml:space="preserve">What to use for: </w:t>
-      </w:r>
-      <w:r>
-        <w:t>Turning the incoming email/thread and the specialist's position and citations into a reply that states the position clearly, cites its basis, and includes a hold or escalation note if the position cannot be fully substantiated.</w:t>
-      </w:r>
-    </w:p>
-    <w:p>
-      <w:r>
-        <w:rPr>
-          <w:b/>
-        </w:rPr>
-        <w:t xml:space="preserve">Required inputs: </w:t>
-      </w:r>
-      <w:r>
-        <w:t>Incoming email or thread; Position and citations (the specialist's intended regulatory position and its basis); Recipient type (internal or external)</w:t>
+        <w:t xml:space="preserve">Use cases: </w:t>
+      </w:r>
+      <w:r>
+        <w:t>An incoming email or thread asks whether a specific claim is allowed under FDA rules.; Someone asks you to confirm that a proposed label change is compliant.; You have a position and its supporting citations and need them turned into a clear reply a non-specialist can follow.; Your position does not fully resolve the question and you need the reply to hold or escalate rather than overstate certainty.; The recipient is external, or the position is novel or contested, and the reply must name a review gate (regulatory counsel or your manager) before it can be sent.</w:t>
       </w:r>
     </w:p>
     <w:p>
@@ -13210,6 +12968,17 @@
       </w:r>
       <w:r>
         <w:t>Reply stating the position, in the specialist's first-person voice; Citations list, each marked UNVERIFIED pending the specialist's confirmation against the current eCFR; Hold or escalation note, including a named review gate (regulatory counsel or manager) when the recipient is external or the position is novel or contested</w:t>
+      </w:r>
+    </w:p>
+    <w:p>
+      <w:r>
+        <w:rPr>
+          <w:b/>
+        </w:rPr>
+        <w:t xml:space="preserve">Also known as: </w:t>
+      </w:r>
+      <w:r>
+        <w:t>answer whether a claim is allowed; cite cfr in a reply; draft a regulatory reply; hold or escalate email reply; regulatory position email; reply with a regulatory position; reply with citations; respond to a compliance question; state a compliance position in email</w:t>
       </w:r>
     </w:p>
     <w:p>
@@ -13746,10 +13515,10 @@
         <w:rPr>
           <w:b/>
         </w:rPr>
-        <w:t xml:space="preserve">Description: </w:t>
-      </w:r>
-      <w:r>
-        <w:t>Converts an email thread into a summary, decisions made, action items with owners, and open regulatory questions, so nothing discussed in email gets lost.</w:t>
+        <w:t xml:space="preserve">Summary: </w:t>
+      </w:r>
+      <w:r>
+        <w:t>Converts an email thread into a summary, decisions made, action items with owners, and open regulatory questions, so nothing discussed in email gets lost. Reach for it when a thread has run long enough (or reached a conclusion) that its content needs to become tracked decisions and actions rather than staying buried in email. It reads the thread end to end and extracts what was decided, what still needs doing, and what regulatory questions remain open, attributing each decision and action to the person named in the thread. When any participant is legal counsel, it marks the output privileged and confidential.</w:t>
       </w:r>
     </w:p>
     <w:p>
@@ -13757,32 +13526,10 @@
         <w:rPr>
           <w:b/>
         </w:rPr>
-        <w:t xml:space="preserve">When to use: </w:t>
-      </w:r>
-      <w:r>
-        <w:t>A thread has run long enough (or reached a conclusion) that its content needs to become tracked decisions and actions rather than staying buried in email.</w:t>
-      </w:r>
-    </w:p>
-    <w:p>
-      <w:r>
-        <w:rPr>
-          <w:b/>
-        </w:rPr>
-        <w:t xml:space="preserve">What to use for: </w:t>
-      </w:r>
-      <w:r>
-        <w:t>Reading a thread end to end and extracting what was decided, what still needs doing, and what regulatory questions remain open.</w:t>
-      </w:r>
-    </w:p>
-    <w:p>
-      <w:r>
-        <w:rPr>
-          <w:b/>
-        </w:rPr>
-        <w:t xml:space="preserve">Required inputs: </w:t>
-      </w:r>
-      <w:r>
-        <w:t>Email thread</w:t>
+        <w:t xml:space="preserve">Use cases: </w:t>
+      </w:r>
+      <w:r>
+        <w:t>A thread has run long enough that its content needs to become tracked decisions and actions rather than staying buried in email.; A thread reached a conclusion and you need the decisions and next steps captured before they are lost.; You need every action item pulled out with its owner and any stated due date.; You need the open regulatory questions the thread raised but did not resolve.; The thread includes legal counsel and the summary must be marked privileged and confidential.</w:t>
       </w:r>
     </w:p>
     <w:p>
@@ -13794,6 +13541,17 @@
       </w:r>
       <w:r>
         <w:t>Summary; Decisions, each attributed to the person who made it; Action items with owners; Open questions; Privileged-and-confidential marking when the thread includes legal counsel</w:t>
+      </w:r>
+    </w:p>
+    <w:p>
+      <w:r>
+        <w:rPr>
+          <w:b/>
+        </w:rPr>
+        <w:t xml:space="preserve">Also known as: </w:t>
+      </w:r>
+      <w:r>
+        <w:t>action items with owners; email thread to tasks; extract decisions from email; open questions from a thread; recap a long email thread; summarize an email thread; thread summary; turn a thread into action items; who owns what from this thread</w:t>
       </w:r>
     </w:p>
     <w:p>
@@ -14258,10 +14016,10 @@
         <w:rPr>
           <w:b/>
         </w:rPr>
-        <w:t xml:space="preserve">Description: </w:t>
-      </w:r>
-      <w:r>
-        <w:t>Revises an existing email draft for tone, clarity, and commitment risk, flagging any wording that could read as overcommitment or an inadvertent compliance claim.</w:t>
+        <w:t xml:space="preserve">Summary: </w:t>
+      </w:r>
+      <w:r>
+        <w:t>Revises an existing email draft for tone, clarity, and commitment risk, flagging any wording that could read as overcommitment or an inadvertent compliance claim. Reach for it when a draft already exists (from [[email-draft-from-brief]] or written directly) and needs a tone and clarity pass before sending. It revises against a target tone, applies your style profile from [[communication-style-profile]] if one is installed (or a plain, direct, professional voice when none is), lists every change made, and flags phrases that overcommit the company or make an inadvertent regulatory or health claim.</w:t>
       </w:r>
     </w:p>
     <w:p>
@@ -14269,32 +14027,10 @@
         <w:rPr>
           <w:b/>
         </w:rPr>
-        <w:t xml:space="preserve">When to use: </w:t>
-      </w:r>
-      <w:r>
-        <w:t>A draft email exists (from [[email-draft-from-brief]] or written directly) and needs a tone/clarity pass before sending.</w:t>
-      </w:r>
-    </w:p>
-    <w:p>
-      <w:r>
-        <w:rPr>
-          <w:b/>
-        </w:rPr>
-        <w:t xml:space="preserve">What to use for: </w:t>
-      </w:r>
-      <w:r>
-        <w:t>Revising a draft for tone and clarity against a target tone, applying the specialist's style profile from [[communication-style-profile]] if one has been installed (or a plain, direct, professional voice when none is installed), listing every change made, and flagging any phrase that overcommits the company or makes an inadvertent regulatory or health claim.</w:t>
-      </w:r>
-    </w:p>
-    <w:p>
-      <w:r>
-        <w:rPr>
-          <w:b/>
-        </w:rPr>
-        <w:t xml:space="preserve">Required inputs: </w:t>
-      </w:r>
-      <w:r>
-        <w:t>Draft email; Target tone</w:t>
+        <w:t xml:space="preserve">Use cases: </w:t>
+      </w:r>
+      <w:r>
+        <w:t>A draft email exists and needs a tone and clarity pass before sending.; You want the draft revised against a specific target tone and your style profile from [[communication-style-profile]].; You want a line-by-line change list showing what was edited and why.; You want any phrase that overcommits the company on a deadline, outcome, or regulatory position flagged, not silently rewritten.; You want any inadvertent nutrient content, health, or implied "healthy" claim caught before it goes out.</w:t>
       </w:r>
     </w:p>
     <w:p>
@@ -14306,6 +14042,17 @@
       </w:r>
       <w:r>
         <w:t>Revised email; Change list; Flags for overcommitment or compliance risk; Note on which style profile was applied, if any</w:t>
+      </w:r>
+    </w:p>
+    <w:p>
+      <w:r>
+        <w:rPr>
+          <w:b/>
+        </w:rPr>
+        <w:t xml:space="preserve">Also known as: </w:t>
+      </w:r>
+      <w:r>
+        <w:t>check email for compliance claims; clean up email tone; edit email before sending; email tone check; flag overcommitment in email; improve email clarity; polish an email draft; revise an email; tone and clarity pass</w:t>
       </w:r>
     </w:p>
     <w:p>
@@ -14797,10 +14544,10 @@
         <w:rPr>
           <w:b/>
         </w:rPr>
-        <w:t xml:space="preserve">Description: </w:t>
-      </w:r>
-      <w:r>
-        <w:t>Captures the specialist's voice and formatting defaults as durable rules: style rules destined for Custom Instructions, and discrete facts destined for Copilot Memory.</w:t>
+        <w:t xml:space="preserve">Summary: </w:t>
+      </w:r>
+      <w:r>
+        <w:t>Captures the specialist's voice and formatting defaults as two separated durable outputs: style rules destined for Copilot Custom Instructions, and discrete facts destined for Copilot Memory. It turns writing samples, stated preferences, and role context into a do/don't list, a phrase bank, and "Remember that ..." fact statements. Reach for it once when first setting up Copilot personalization, and again whenever the specialist's writing style or stated preferences change materially.</w:t>
       </w:r>
     </w:p>
     <w:p>
@@ -14808,32 +14555,10 @@
         <w:rPr>
           <w:b/>
         </w:rPr>
-        <w:t xml:space="preserve">When to use: </w:t>
-      </w:r>
-      <w:r>
-        <w:t>Once, when first setting up Copilot personalization, and again whenever the specialist's writing style or stated preferences change materially.</w:t>
-      </w:r>
-    </w:p>
-    <w:p>
-      <w:r>
-        <w:rPr>
-          <w:b/>
-        </w:rPr>
-        <w:t xml:space="preserve">What to use for: </w:t>
-      </w:r>
-      <w:r>
-        <w:t>Turning writing samples, stated preferences, and role context into two clearly separated outputs: durable style rules for Custom Instructions, and discrete facts for Copilot Memory.</w:t>
-      </w:r>
-    </w:p>
-    <w:p>
-      <w:r>
-        <w:rPr>
-          <w:b/>
-        </w:rPr>
-        <w:t xml:space="preserve">Required inputs: </w:t>
-      </w:r>
-      <w:r>
-        <w:t>Writing samples (a few representative emails or documents); Stated preferences (anything the specialist explicitly wants followed, e.g. "no em dashes"); Role (the specialist's role and context)</w:t>
+        <w:t xml:space="preserve">Use cases: </w:t>
+      </w:r>
+      <w:r>
+        <w:t>First-time Copilot personalization setup, turning a few representative emails or documents into durable style rules.; The specialist's writing style or a stated preference (for example "no em dashes") changes and the installed rules need refreshing.; You want voice and formatting defaults (formal vs informal, bullet vs prose, heading use) captured as Custom Instructions rules.; You want discrete facts (role, team, recurring correspondents by role, standing preferences) separated out as "Remember that ..." Copilot Memory statements.; You are routing this artifact to its owning Copilot layer via [[personalization-install-router]].</w:t>
       </w:r>
     </w:p>
     <w:p>
@@ -14845,6 +14570,17 @@
       </w:r>
       <w:r>
         <w:t>Style rules for Custom Instructions (voice, formatting defaults, do/don't list, phrase bank); Discrete facts for Copilot Memory, each phrased as a "Remember that ..." statement; Install footer naming the owning Copilot layer and load steps</w:t>
+      </w:r>
+    </w:p>
+    <w:p>
+      <w:r>
+        <w:rPr>
+          <w:b/>
+        </w:rPr>
+        <w:t xml:space="preserve">Also known as: </w:t>
+      </w:r>
+      <w:r>
+        <w:t>communication style profile; copilot memory facts; copilot personalization setup; custom instructions setup; no em dashes preference; remember that facts; voice and tone defaults; writing style rules</w:t>
       </w:r>
     </w:p>
     <w:p>
@@ -15354,10 +15090,10 @@
         <w:rPr>
           <w:b/>
         </w:rPr>
-        <w:t xml:space="preserve">Description: </w:t>
-      </w:r>
-      <w:r>
-        <w:t>Maps who the specialist interacts with and how each connects to them, as durable context for Copilot Memory or a private declarative agent's knowledge.</w:t>
+        <w:t xml:space="preserve">Summary: </w:t>
+      </w:r>
+      <w:r>
+        <w:t>Maps who the specialist interacts with and how each person connects to them, as durable context for Copilot Memory or a private declarative agent's knowledge. It turns a contact list, roles, and interaction cadence into a structured map of who, role, connection, cadence, and channel, grouped by function. Reach for it once when first setting up durable context, and again whenever stakeholders or interaction patterns change materially.</w:t>
       </w:r>
     </w:p>
     <w:p>
@@ -15365,32 +15101,10 @@
         <w:rPr>
           <w:b/>
         </w:rPr>
-        <w:t xml:space="preserve">When to use: </w:t>
-      </w:r>
-      <w:r>
-        <w:t>Once, when first setting up durable context, and again whenever stakeholders or interaction patterns change materially.</w:t>
-      </w:r>
-    </w:p>
-    <w:p>
-      <w:r>
-        <w:rPr>
-          <w:b/>
-        </w:rPr>
-        <w:t xml:space="preserve">What to use for: </w:t>
-      </w:r>
-      <w:r>
-        <w:t>Turning a contact list, roles, and interaction cadence into a structured contact map with an install footer.</w:t>
-      </w:r>
-    </w:p>
-    <w:p>
-      <w:r>
-        <w:rPr>
-          <w:b/>
-        </w:rPr>
-        <w:t xml:space="preserve">Required inputs: </w:t>
-      </w:r>
-      <w:r>
-        <w:t>Contact list; Roles; Interaction cadence</w:t>
+        <w:t xml:space="preserve">Use cases: </w:t>
+      </w:r>
+      <w:r>
+        <w:t>First-time setup of durable contact context for Copilot Memory or a private declarative agent.; Stakeholders or interaction patterns change materially and the installed map needs refreshing.; You want a structured record of who reviews your label claims, owns formula changes, or is an external co-packer or supplier contact.; You want contacts grouped by function (internal regulatory/legal, R&amp;D/formulation, marketing, external co-packer/supplier).; You are routing this artifact to its owning Copilot layer via [[personalization-install-router]].</w:t>
       </w:r>
     </w:p>
     <w:p>
@@ -15402,6 +15116,17 @@
       </w:r>
       <w:r>
         <w:t>Contact map (who, role, connection to the specialist, cadence, channel); Install footer naming the owning Copilot layer and load steps</w:t>
+      </w:r>
+    </w:p>
+    <w:p>
+      <w:r>
+        <w:rPr>
+          <w:b/>
+        </w:rPr>
+        <w:t xml:space="preserve">Also known as: </w:t>
+      </w:r>
+      <w:r>
+        <w:t>co-packer and supplier contacts; contact map for copilot; copilot memory contacts; key contacts list; map my stakeholders; stakeholder and contact map; who do i work with; who reviews my label claims</w:t>
       </w:r>
     </w:p>
     <w:p>
@@ -15911,10 +15636,10 @@
         <w:rPr>
           <w:b/>
         </w:rPr>
-        <w:t xml:space="preserve">Description: </w:t>
-      </w:r>
-      <w:r>
-        <w:t>Records team roles, ownership, and escalation paths as durable context for a private declarative agent's instructions or knowledge.</w:t>
+        <w:t xml:space="preserve">Summary: </w:t>
+      </w:r>
+      <w:r>
+        <w:t>Records team roles, ownership, and escalation paths as durable context for a private declarative agent's instructions or knowledge. It turns a team roster and ownership information into a RACI-style record (responsible, accountable, consulted, informed, per labeling function) with an escalation path for each function. Reach for it once when setting up durable team context, and again after a team or ownership change.</w:t>
       </w:r>
     </w:p>
     <w:p>
@@ -15922,32 +15647,10 @@
         <w:rPr>
           <w:b/>
         </w:rPr>
-        <w:t xml:space="preserve">When to use: </w:t>
-      </w:r>
-      <w:r>
-        <w:t>Once, when setting up durable team context, and again after a team or ownership change.</w:t>
-      </w:r>
-    </w:p>
-    <w:p>
-      <w:r>
-        <w:rPr>
-          <w:b/>
-        </w:rPr>
-        <w:t xml:space="preserve">What to use for: </w:t>
-      </w:r>
-      <w:r>
-        <w:t>Turning a team roster and ownership information into a structured roles-and-responsibilities record with RACI-style ownership and escalation paths.</w:t>
-      </w:r>
-    </w:p>
-    <w:p>
-      <w:r>
-        <w:rPr>
-          <w:b/>
-        </w:rPr>
-        <w:t xml:space="preserve">Required inputs: </w:t>
-      </w:r>
-      <w:r>
-        <w:t>Team roster; Ownership (who owns what, at least at a summary level)</w:t>
+        <w:t xml:space="preserve">Use cases: </w:t>
+      </w:r>
+      <w:r>
+        <w:t>First-time setup of durable team context for a private declarative agent.; A team or ownership change (someone joins, leaves, or picks up a new function) and the record needs refreshing.; You need a RACI-style map of who is responsible, accountable, consulted, and informed for each labeling function (formulation, regulatory/legal, marketing, QA, prepress/print, market surveillance).; You need documented escalation paths: who to escalate to first and who the final decision-maker is per function.; You are routing this artifact to its owning Copilot layer via [[personalization-install-router]].</w:t>
       </w:r>
     </w:p>
     <w:p>
@@ -15959,6 +15662,17 @@
       </w:r>
       <w:r>
         <w:t>Roles plus RACI-style ownership (responsible, accountable, consulted, informed, per function); Escalation paths; Install footer naming the owning Copilot layer and load steps</w:t>
+      </w:r>
+    </w:p>
+    <w:p>
+      <w:r>
+        <w:rPr>
+          <w:b/>
+        </w:rPr>
+        <w:t xml:space="preserve">Also known as: </w:t>
+      </w:r>
+      <w:r>
+        <w:t>escalation paths; raci for labeling; responsible accountable consulted informed; team ownership map; team roles and responsibilities; team roster for copilot; who approves label changes; who owns what</w:t>
       </w:r>
     </w:p>
     <w:p>
@@ -16450,10 +16164,10 @@
         <w:rPr>
           <w:b/>
         </w:rPr>
-        <w:t xml:space="preserve">Description: </w:t>
-      </w:r>
-      <w:r>
-        <w:t>Inventories what the specialist is currently working on, as durable context for a private declarative agent's knowledge or Copilot Memory.</w:t>
+        <w:t xml:space="preserve">Summary: </w:t>
+      </w:r>
+      <w:r>
+        <w:t>Inventories what the specialist is currently working on as durable context for a private declarative agent's knowledge or Copilot Memory. It turns a list of current projects and workstreams into structured records (name, goal, status, stakeholders, key artifacts, confidentiality flag) plus a review-by date so the context never goes stale. Reach for it on a stated cadence (monthly, or alongside the weekly status report, whichever comes first) and whenever workstreams change enough that Copilot's sense of "what am I working on" would be wrong.</w:t>
       </w:r>
     </w:p>
     <w:p>
@@ -16461,32 +16175,10 @@
         <w:rPr>
           <w:b/>
         </w:rPr>
-        <w:t xml:space="preserve">When to use: </w:t>
-      </w:r>
-      <w:r>
-        <w:t>On a stated cadence: monthly, or alongside the weekly status report, whichever comes first, and additionally whenever workstreams change enough that Copilot's context on "what am I working on" would be stale.</w:t>
-      </w:r>
-    </w:p>
-    <w:p>
-      <w:r>
-        <w:rPr>
-          <w:b/>
-        </w:rPr>
-        <w:t xml:space="preserve">What to use for: </w:t>
-      </w:r>
-      <w:r>
-        <w:t>Turning a list of current projects and workstreams into structured records with goal, status, stakeholders, and key artifacts, kept current as durable Copilot context.</w:t>
-      </w:r>
-    </w:p>
-    <w:p>
-      <w:r>
-        <w:rPr>
-          <w:b/>
-        </w:rPr>
-        <w:t xml:space="preserve">Required inputs: </w:t>
-      </w:r>
-      <w:r>
-        <w:t>Current projects and workstreams</w:t>
+        <w:t xml:space="preserve">Use cases: </w:t>
+      </w:r>
+      <w:r>
+        <w:t>Monthly refresh of durable "what am I working on" context, or alongside the weekly status report, whichever comes first.; Workstreams change enough that Copilot's context would be stale and needs replacing.; You want each project recorded with goal, status (using this project's status vocabulary), stakeholders, and key artifacts.; You need unreleased SKU names, claims strategy, or launch timing flagged as confidential so they go only into a private, never-shared layer.; You are routing this artifact to its owning Copilot layer via [[personalization-install-router]], or pairing it with the [[weekly-status-report]] companion artifact.</w:t>
       </w:r>
     </w:p>
     <w:p>
@@ -16498,6 +16190,17 @@
       </w:r>
       <w:r>
         <w:t>Workstream records (name, goal, status, stakeholders, artifacts, confidentiality flag); Review-by date for the whole inventory; Install footer naming the owning Copilot layer, load steps, and the remove-the-prior-version step</w:t>
+      </w:r>
+    </w:p>
+    <w:p>
+      <w:r>
+        <w:rPr>
+          <w:b/>
+        </w:rPr>
+        <w:t xml:space="preserve">Also known as: </w:t>
+      </w:r>
+      <w:r>
+        <w:t>active workstreams; confidential workstreams flag; copilot memory what i do; current projects list; list my current projects; project status roundup; what am i working on; workstream inventory</w:t>
       </w:r>
     </w:p>
     <w:p>
@@ -16989,10 +16692,10 @@
         <w:rPr>
           <w:b/>
         </w:rPr>
-        <w:t xml:space="preserve">Description: </w:t>
-      </w:r>
-      <w:r>
-        <w:t>Routes a durable-knowledge artifact (see [[durable-knowledge]]) to the correct Microsoft 365 Copilot layer with exact click-path steps, grounded in [[copilot-layering-reference]].</w:t>
+        <w:t xml:space="preserve">Summary: </w:t>
+      </w:r>
+      <w:r>
+        <w:t>Routes a durable-knowledge artifact (see the durable-knowledge prompts) to the single owning Microsoft 365 Copilot layer and returns exact installation steps, grounded only in [[copilot-layering-reference]]. Reach for it once a durable-knowledge prompt has produced an artifact and the specialist needs to know exactly where it belongs (Custom Instructions, Memory, an Agent Builder agent, Excel rules, a Notebook, a file, or Office Scripts) and how to put it there. It returns the owning layer, the click-path or pane description, the cost or admin gate to expect, and a verification step, and it recommends but never installs anything.</w:t>
       </w:r>
     </w:p>
     <w:p>
@@ -17000,32 +16703,10 @@
         <w:rPr>
           <w:b/>
         </w:rPr>
-        <w:t xml:space="preserve">When to use: </w:t>
-      </w:r>
-      <w:r>
-        <w:t>A durable-knowledge prompt (from [[durable-knowledge]]) has produced an artifact and the specialist needs to know exactly where to install it.</w:t>
-      </w:r>
-    </w:p>
-    <w:p>
-      <w:r>
-        <w:rPr>
-          <w:b/>
-        </w:rPr>
-        <w:t xml:space="preserve">What to use for: </w:t>
-      </w:r>
-      <w:r>
-        <w:t>Given an artifact, the list of which Copilot surfaces are enabled in the specialist's tenant, and the layering reference itself, returning the single owning layer, the exact click-path or pane description, the cost or admin gate to expect, and a verification step confirming the setting took effect.</w:t>
-      </w:r>
-    </w:p>
-    <w:p>
-      <w:r>
-        <w:rPr>
-          <w:b/>
-        </w:rPr>
-        <w:t xml:space="preserve">Required inputs: </w:t>
-      </w:r>
-      <w:r>
-        <w:t>An artifact (the durable-knowledge output to be installed); Which Copilot surfaces are enabled (from the verify-what-is-enabled checklist in [[copilot-layering-reference]]); The [[copilot-layering-reference]] file itself, attached to the chat, or its layer-map table pasted into the prompt</w:t>
+        <w:t xml:space="preserve">Use cases: </w:t>
+      </w:r>
+      <w:r>
+        <w:t>A durable-knowledge prompt (such as [[communication-style-profile]] or [[workstream-inventory]]) has produced an artifact and you need the one layer that owns it plus the exact steps to install it.; You have the list of which Copilot surfaces are actually enabled in the tenant and need the routing restricted to what is available, with a labeled fallback when the ideal layer is off.; You want the click-path where the reference gives one, or a pane description to locate yourself where the location varies by tenant and build.; You need to know the cost or admin gate to expect for a layer (free, metered, admin-gated, license-dependent) before committing to it.; You need a verification step to confirm the installed setting actually took effect, and a replace-do-not-duplicate check against any prior copy.; The artifact carries colleague personal data or confidential product information and you need the data-handling caution before it goes into Memory or shareable agent instructions.</w:t>
       </w:r>
     </w:p>
     <w:p>
@@ -17037,6 +16718,17 @@
       </w:r>
       <w:r>
         <w:t>Owning layer; Click-path steps or pane description; Caveats; Verification check</w:t>
+      </w:r>
+    </w:p>
+    <w:p>
+      <w:r>
+        <w:rPr>
+          <w:b/>
+        </w:rPr>
+        <w:t xml:space="preserve">Also known as: </w:t>
+      </w:r>
+      <w:r>
+        <w:t>copilot click path; copilot install steps; custom instructions or memory or agent; install routing prompt; route durable knowledge; verify the setting took effect; where do i install this artifact; which copilot layer; which copilot surface owns this</w:t>
       </w:r>
     </w:p>
     <w:p>
@@ -17573,7 +17265,7 @@
         <w:rPr>
           <w:b/>
         </w:rPr>
-        <w:t xml:space="preserve">Description: </w:t>
+        <w:t xml:space="preserve">Summary: </w:t>
       </w:r>
       <w:r>
         <w:t>The foundation guide every other skill assumes. It teaches the handful of moves that make Microsoft 365 Copilot Chat useful and safe for a beginner: opening the right (work) Copilot, attaching or referencing your files, writing a prompt that gets a good answer, and reading the reply critically. If you learn only one guide, learn this one.</w:t>
@@ -17584,29 +17276,11 @@
         <w:rPr>
           <w:b/>
         </w:rPr>
-        <w:t xml:space="preserve">When to use: </w:t>
-      </w:r>
-      <w:r>
-        <w:t>Before running any prompt in this library for the first time, and any time Copilot's answers feel vague, wrong, or like it did not see your file.</w:t>
-      </w:r>
-    </w:p>
-    <w:p>
-      <w:r>
-        <w:rPr>
-          <w:b/>
-        </w:rPr>
-        <w:t xml:space="preserve">What to use for: </w:t>
-      </w:r>
-      <w:r/>
-    </w:p>
-    <w:p>
-      <w:r>
-        <w:rPr>
-          <w:b/>
-        </w:rPr>
-        <w:t xml:space="preserve">Required inputs: </w:t>
-      </w:r>
-      <w:r/>
+        <w:t xml:space="preserve">Use cases: </w:t>
+      </w:r>
+      <w:r>
+        <w:t>You are about to run a prompt from this library for the first time and want Copilot set up correctly.; Copilot's answers feel vague or generic and you are not sure it actually read your attachment.; Copilot returned something wrong or invented and you want to sanity-check how you asked.; You are unsure whether you are in the work Copilot or the personal one before pasting company files.</w:t>
+      </w:r>
     </w:p>
     <w:p>
       <w:r>
@@ -17616,6 +17290,17 @@
         <w:t xml:space="preserve">Expected outputs: </w:t>
       </w:r>
       <w:r/>
+    </w:p>
+    <w:p>
+      <w:r>
+        <w:rPr>
+          <w:b/>
+        </w:rPr>
+        <w:t xml:space="preserve">Also known as: </w:t>
+      </w:r>
+      <w:r>
+        <w:t>attach a file to copilot; copilot beginner guide; copilot chat basics; getting started with copilot; how to use copilot; why is copilot not reading my file; work copilot vs personal copilot; write a good copilot prompt</w:t>
+      </w:r>
     </w:p>
     <w:p>
       <w:r>
@@ -17674,7 +17359,7 @@
         <w:rPr>
           <w:b/>
         </w:rPr>
-        <w:t xml:space="preserve">Description: </w:t>
+        <w:t xml:space="preserve">Summary: </w:t>
       </w:r>
       <w:r>
         <w:t>How to use Copilot inside Excel for the number-heavy parts of labeling: organizing formula and ingredient tables, scaffolding Nutrition Facts math, and cleaning up messy data from R&amp;D or a co-packer. The theme throughout: Copilot is fast at structure and slow to be trusted on arithmetic, so it drafts the table and you verify every number.</w:t>
@@ -17685,29 +17370,11 @@
         <w:rPr>
           <w:b/>
         </w:rPr>
-        <w:t xml:space="preserve">When to use: </w:t>
-      </w:r>
-      <w:r>
-        <w:t>You have formula quantities, nutrient data, or a supplier spreadsheet in Excel and want help structuring, checking, or summarizing it, especially before a Nutrition Facts Panel buildout.</w:t>
-      </w:r>
-    </w:p>
-    <w:p>
-      <w:r>
-        <w:rPr>
-          <w:b/>
-        </w:rPr>
-        <w:t xml:space="preserve">What to use for: </w:t>
-      </w:r>
-      <w:r/>
-    </w:p>
-    <w:p>
-      <w:r>
-        <w:rPr>
-          <w:b/>
-        </w:rPr>
-        <w:t xml:space="preserve">Required inputs: </w:t>
-      </w:r>
-      <w:r/>
+        <w:t xml:space="preserve">Use cases: </w:t>
+      </w:r>
+      <w:r>
+        <w:t>You inherited an R&amp;D or supplier spreadsheet and need to understand its columns and formulas before trusting it.; You want to scaffold servings-per-container or percent-of-RACC arithmetic before a Nutrition Facts Panel buildout.; You need to clean up messy formula or nutrient data (inconsistent units, blank cells) into a proper table.; You have nutrient data to summarize or check before handing off to [[nutrition-facts-panel-buildout]] and [[nutrition-facts-panel-rounding-check]].; Copilot's answers feel off and you want to confirm it is reading the table by column name.</w:t>
+      </w:r>
     </w:p>
     <w:p>
       <w:r>
@@ -17717,6 +17384,17 @@
         <w:t xml:space="preserve">Expected outputs: </w:t>
       </w:r>
       <w:r/>
+    </w:p>
+    <w:p>
+      <w:r>
+        <w:rPr>
+          <w:b/>
+        </w:rPr>
+        <w:t xml:space="preserve">Also known as: </w:t>
+      </w:r>
+      <w:r>
+        <w:t>clean up supplier spreadsheet; copilot in excel; excel copilot for labeling; excel formulas help; explain this excel formula; nutrition facts math in excel; percent of racc; servings per container calculation</w:t>
+      </w:r>
     </w:p>
     <w:p>
       <w:r>
@@ -17775,7 +17453,7 @@
         <w:rPr>
           <w:b/>
         </w:rPr>
-        <w:t xml:space="preserve">Description: </w:t>
+        <w:t xml:space="preserve">Summary: </w:t>
       </w:r>
       <w:r>
         <w:t>How to use Copilot inside Outlook to draft and reply to email in your voice, summarize long threads, and pull action items, without ever letting it send on its own. Email is where a regulatory position becomes externally consequential, so this guide pairs the convenience with the checks that keep a draft from going out wrong.</w:t>
@@ -17786,29 +17464,11 @@
         <w:rPr>
           <w:b/>
         </w:rPr>
-        <w:t xml:space="preserve">When to use: </w:t>
-      </w:r>
-      <w:r>
-        <w:t>Drafting or replying to email, catching up on a long thread, or turning a thread into a task list, especially anything that states a regulatory position.</w:t>
-      </w:r>
-    </w:p>
-    <w:p>
-      <w:r>
-        <w:rPr>
-          <w:b/>
-        </w:rPr>
-        <w:t xml:space="preserve">What to use for: </w:t>
-      </w:r>
-      <w:r/>
-    </w:p>
-    <w:p>
-      <w:r>
-        <w:rPr>
-          <w:b/>
-        </w:rPr>
-        <w:t xml:space="preserve">Required inputs: </w:t>
-      </w:r>
-      <w:r/>
+        <w:t xml:space="preserve">Use cases: </w:t>
+      </w:r>
+      <w:r>
+        <w:t>You are drafting a new email or a reply that states a regulatory position and want it in your own voice.; You need to catch up on a long thread and see what was decided and what is still open.; You want to turn a thread into a saved action list with owners via [[email-thread-to-actions]].; You have a draft and want Copilot to coach its tone and clarity before you send it.; A position email needs its citations checked and its AI assistance kept out of the message body.</w:t>
+      </w:r>
     </w:p>
     <w:p>
       <w:r>
@@ -17818,6 +17478,17 @@
         <w:t xml:space="preserve">Expected outputs: </w:t>
       </w:r>
       <w:r/>
+    </w:p>
+    <w:p>
+      <w:r>
+        <w:rPr>
+          <w:b/>
+        </w:rPr>
+        <w:t xml:space="preserve">Also known as: </w:t>
+      </w:r>
+      <w:r>
+        <w:t>coach my email draft; copilot in outlook; draft an email with copilot; email action items; outlook copilot for regulatory email; reply to email with copilot; summarize email thread; write email in my voice</w:t>
+      </w:r>
     </w:p>
     <w:p>
       <w:r>
@@ -17876,7 +17547,7 @@
         <w:rPr>
           <w:b/>
         </w:rPr>
-        <w:t xml:space="preserve">Description: </w:t>
+        <w:t xml:space="preserve">Summary: </w:t>
       </w:r>
       <w:r>
         <w:t>How to use Copilot with SharePoint to find the current label of record, ask questions grounded in a document library, and (where your permissions allow) stand up a site-scoped agent so Copilot answers only from a trusted set of files. SharePoint is where the authoritative documents live, so getting Copilot to point at the right library, and knowing when it cannot, is the whole skill.</w:t>
@@ -17887,29 +17558,11 @@
         <w:rPr>
           <w:b/>
         </w:rPr>
-        <w:t xml:space="preserve">When to use: </w:t>
-      </w:r>
-      <w:r>
-        <w:t>Looking for the current approved label or spec, asking questions across a folder of documents, or setting up a reusable grounded assistant for your team's labeling library.</w:t>
-      </w:r>
-    </w:p>
-    <w:p>
-      <w:r>
-        <w:rPr>
-          <w:b/>
-        </w:rPr>
-        <w:t xml:space="preserve">What to use for: </w:t>
-      </w:r>
-      <w:r/>
-    </w:p>
-    <w:p>
-      <w:r>
-        <w:rPr>
-          <w:b/>
-        </w:rPr>
-        <w:t xml:space="preserve">Required inputs: </w:t>
-      </w:r>
-      <w:r/>
+        <w:t xml:space="preserve">Use cases: </w:t>
+      </w:r>
+      <w:r>
+        <w:t>You are hunting for the current approved label of record or spec in a SharePoint library.; You want to ask questions grounded in a specific file or document library without outside knowledge.; You need to confirm the version and last-modified date of a document before treating it as authoritative.; You want to stand up a site-scoped agent so your team gets answers only from approved files (see [[copilot-layering-reference]]).; You are unsure whether agent creation is enabled for you and need to check with IT before relying on it.</w:t>
+      </w:r>
     </w:p>
     <w:p>
       <w:r>
@@ -17919,6 +17572,17 @@
         <w:t xml:space="preserve">Expected outputs: </w:t>
       </w:r>
       <w:r/>
+    </w:p>
+    <w:p>
+      <w:r>
+        <w:rPr>
+          <w:b/>
+        </w:rPr>
+        <w:t xml:space="preserve">Also known as: </w:t>
+      </w:r>
+      <w:r>
+        <w:t>ask questions across documents; confirm document version; copilot in sharepoint; find the current label of record; search a sharepoint library; sharepoint copilot for labeling; sharepoint grounded agent; site scoped copilot agent</w:t>
+      </w:r>
     </w:p>
     <w:p>
       <w:r>
@@ -17977,7 +17641,7 @@
         <w:rPr>
           <w:b/>
         </w:rPr>
-        <w:t xml:space="preserve">Description: </w:t>
+        <w:t xml:space="preserve">Summary: </w:t>
       </w:r>
       <w:r>
         <w:t>How to use Copilot inside Word to draft and edit the documents a labeling specialist produces: label copy decks, regulatory memos, and review write-ups, plus comparing two versions of a document. Word is a comfortable place to draft, but comparing long documents is a task where Copilot silently misses things, so this guide points you to the dedicated comparison prompts for anything that matters.</w:t>
@@ -17988,29 +17652,11 @@
         <w:rPr>
           <w:b/>
         </w:rPr>
-        <w:t xml:space="preserve">When to use: </w:t>
-      </w:r>
-      <w:r>
-        <w:t>Drafting or tightening a memo or copy deck, reformatting a document, or getting a first look at what changed between two versions.</w:t>
-      </w:r>
-    </w:p>
-    <w:p>
-      <w:r>
-        <w:rPr>
-          <w:b/>
-        </w:rPr>
-        <w:t xml:space="preserve">What to use for: </w:t>
-      </w:r>
-      <w:r/>
-    </w:p>
-    <w:p>
-      <w:r>
-        <w:rPr>
-          <w:b/>
-        </w:rPr>
-        <w:t xml:space="preserve">Required inputs: </w:t>
-      </w:r>
-      <w:r/>
+        <w:t xml:space="preserve">Use cases: </w:t>
+      </w:r>
+      <w:r>
+        <w:t>You are drafting a regulatory memo or a label copy deck from an outline or a set of points.; You want to tighten or reformat an existing document without changing any number, name, or citation.; You need a first look at what changed between two versions of a document before a full comparison.; You are preparing to run [[production-vs-documented-comparison]] or [[change-propagation-audit]] and want a rough diff first.; You want a long document summarized to its key points.</w:t>
+      </w:r>
     </w:p>
     <w:p>
       <w:r>
@@ -18020,6 +17666,17 @@
         <w:t xml:space="preserve">Expected outputs: </w:t>
       </w:r>
       <w:r/>
+    </w:p>
+    <w:p>
+      <w:r>
+        <w:rPr>
+          <w:b/>
+        </w:rPr>
+        <w:t xml:space="preserve">Also known as: </w:t>
+      </w:r>
+      <w:r>
+        <w:t>compare two documents; copilot in word; draft a memo with copilot; first look document diff; reformat a document; tighten a memo; word copilot for labeling; write a copy deck</w:t>
+      </w:r>
     </w:p>
     <w:p>
       <w:r>
@@ -18078,10 +17735,10 @@
         <w:rPr>
           <w:b/>
         </w:rPr>
-        <w:t xml:space="preserve">Description: </w:t>
-      </w:r>
-      <w:r>
-        <w:t>A short monthly retrospective the specialist runs with Copilot: what worked, what wasted time, which prompts earned their keep, which were ignored, and one focused change for next month. It is deliberately lightweight so it actually gets done, and it feeds a running record so month-over-month trends are visible.</w:t>
+        <w:t xml:space="preserve">Summary: </w:t>
+      </w:r>
+      <w:r>
+        <w:t>A short monthly retrospective the specialist runs with Copilot: what worked, what wasted time, which prompts earned their keep, which were ignored, and one focused change for next month. It is deliberately lightweight so it actually gets done, and it feeds a running record so month-over-month trends are visible. Reach for it once a month, or at the end of a launch cycle, to keep the library and your habits improving instead of drifting.</w:t>
       </w:r>
     </w:p>
     <w:p>
@@ -18089,32 +17746,10 @@
         <w:rPr>
           <w:b/>
         </w:rPr>
-        <w:t xml:space="preserve">When to use: </w:t>
-      </w:r>
-      <w:r>
-        <w:t>Once a month, or at the end of a launch cycle, to keep the library and the specialist's habits improving instead of drifting.</w:t>
-      </w:r>
-    </w:p>
-    <w:p>
-      <w:r>
-        <w:rPr>
-          <w:b/>
-        </w:rPr>
-        <w:t xml:space="preserve">What to use for: </w:t>
-      </w:r>
-      <w:r>
-        <w:t>Producing a dated retro note with a few concrete keep/stop/start items and one priority for the coming month.</w:t>
-      </w:r>
-    </w:p>
-    <w:p>
-      <w:r>
-        <w:rPr>
-          <w:b/>
-        </w:rPr>
-        <w:t xml:space="preserve">Required inputs: </w:t>
-      </w:r>
-      <w:r>
-        <w:t>Optional: last month's `copilot-usage-retro-&lt;date&gt;.md` for trend continuity; Optional: notes on wins and frustrations from the month; the retro also works from memory answered in the chat</w:t>
+        <w:t xml:space="preserve">Use cases: </w:t>
+      </w:r>
+      <w:r>
+        <w:t>It is month-end (or the end of a launch cycle) and you want a quick keep/stop/start read before habits drift; You want a dated record that builds a visible trend line so you can compare against last month's retro; Copilot wasted time on something this month and you want to decide what to change or retire; A recurring frustration points at a missing reusable asset, and you want to flag it for a [[skill-gap-finder]] run</w:t>
       </w:r>
     </w:p>
     <w:p>
@@ -18126,6 +17761,17 @@
       </w:r>
       <w:r>
         <w:t>A dated retro note: what worked, what wasted time, prompts to keep or retire, and one priority for next month; A short trend line versus last month's retro if one was provided</w:t>
+      </w:r>
+    </w:p>
+    <w:p>
+      <w:r>
+        <w:rPr>
+          <w:b/>
+        </w:rPr>
+        <w:t xml:space="preserve">Also known as: </w:t>
+      </w:r>
+      <w:r>
+        <w:t>copilot usage retro; end of month reflection; is copilot worth it review; keep stop start review; monthly retro; monthly review of copilot; retro on my ai use; what worked this month</w:t>
       </w:r>
     </w:p>
     <w:p>
@@ -18581,10 +18227,10 @@
         <w:rPr>
           <w:b/>
         </w:rPr>
-        <w:t xml:space="preserve">Description: </w:t>
-      </w:r>
-      <w:r>
-        <w:t>Has Copilot review a sample of the specialist's own recent chats and return concrete, prioritized coaching on how to prompt more effectively: where instructions were vague, where context was missing, where a task should have been split, and which habits are already working. Written for a beginner LLM user, so the feedback is specific and actionable rather than abstract.</w:t>
+        <w:t xml:space="preserve">Summary: </w:t>
+      </w:r>
+      <w:r>
+        <w:t>Has Copilot review a sample of the specialist's own recent chats and return concrete, prioritized coaching on how to prompt more effectively: where instructions were vague, where context was missing, where a task should have been split, and which habits are already working. Reach for it after a week or two of real use, when technique feels hit-or-miss, or before deciding which tasks to turn into saved prompts. Written for a beginner LLM user, so the feedback is specific and actionable rather than abstract.</w:t>
       </w:r>
     </w:p>
     <w:p>
@@ -18592,32 +18238,10 @@
         <w:rPr>
           <w:b/>
         </w:rPr>
-        <w:t xml:space="preserve">When to use: </w:t>
-      </w:r>
-      <w:r>
-        <w:t>After a week or two of real use, when technique feels hit-or-miss, or before deciding which tasks to turn into saved prompts.</w:t>
-      </w:r>
-    </w:p>
-    <w:p>
-      <w:r>
-        <w:rPr>
-          <w:b/>
-        </w:rPr>
-        <w:t xml:space="preserve">What to use for: </w:t>
-      </w:r>
-      <w:r>
-        <w:t>Turning a batch of real Copilot conversations into a short, ranked list of prompting improvements the specialist can apply immediately.</w:t>
-      </w:r>
-    </w:p>
-    <w:p>
-      <w:r>
-        <w:rPr>
-          <w:b/>
-        </w:rPr>
-        <w:t xml:space="preserve">Required inputs: </w:t>
-      </w:r>
-      <w:r>
-        <w:t>A sample of recent Copilot chats (copy the text of three to ten conversations, or export them); redact anything you should not paste per company policy</w:t>
+        <w:t xml:space="preserve">Use cases: </w:t>
+      </w:r>
+      <w:r>
+        <w:t>Your Copilot technique feels hit-or-miss after a week or two of real use and you want a ranked list of what to fix first; You have three to ten recent chats you can paste and want before-and-after rewrites drawn from your own words; You are about to decide which recurring tasks to turn into saved prompts and want a read on your habits first (often paired with a [[skill-gap-finder]] run); You suspect specific habits are hurting results (vague instructions, missing context, several unrelated asks in one prompt, no stated output format) but cannot name them</w:t>
       </w:r>
     </w:p>
     <w:p>
@@ -18629,6 +18253,17 @@
       </w:r>
       <w:r>
         <w:t>A ranked list of prompting improvements, each with a before-and-after example drawn from your own chats; A short list of what you are already doing well, so you keep it; One suggested next step (often a saved prompt or a skill-gap-finder run)</w:t>
+      </w:r>
+    </w:p>
+    <w:p>
+      <w:r>
+        <w:rPr>
+          <w:b/>
+        </w:rPr>
+        <w:t xml:space="preserve">Also known as: </w:t>
+      </w:r>
+      <w:r>
+        <w:t>am i prompting well; better prompting tips; coach my prompts; how can i prompt better; improve my copilot prompts; prompting feedback; prompting style review; review my prompting</w:t>
       </w:r>
     </w:p>
     <w:p>
@@ -19048,10 +18683,10 @@
         <w:rPr>
           <w:b/>
         </w:rPr>
-        <w:t xml:space="preserve">Description: </w:t>
-      </w:r>
-      <w:r>
-        <w:t>Takes a list of the specialist's recurring tasks (or a batch of recent chats) and identifies which ones are worth turning into a reusable asset: a saved prompt, a fill-in template, or a full Copilot skill. It ranks the candidates by how often the task recurs and how much time each conversion would save, then drafts the single best candidate so the specialist has something concrete to install.</w:t>
+        <w:t xml:space="preserve">Summary: </w:t>
+      </w:r>
+      <w:r>
+        <w:t>Takes a list of the specialist's recurring tasks (or a batch of recent chats) and identifies which ones are worth turning into a reusable asset: a saved prompt, a fill-in template, or a full Copilot skill. It ranks the candidates by how often the task recurs and how much time each conversion would save, then drafts the single best candidate so the specialist has something concrete to install. Reach for it when the same manual task keeps recurring or the library seems to be missing a prompt for something you do often.</w:t>
       </w:r>
     </w:p>
     <w:p>
@@ -19059,32 +18694,10 @@
         <w:rPr>
           <w:b/>
         </w:rPr>
-        <w:t xml:space="preserve">When to use: </w:t>
-      </w:r>
-      <w:r>
-        <w:t>The same manual task keeps recurring, the library seems to be missing a prompt for something done often, or after a [[prompting-style-review]] flags a repeated task type.</w:t>
-      </w:r>
-    </w:p>
-    <w:p>
-      <w:r>
-        <w:rPr>
-          <w:b/>
-        </w:rPr>
-        <w:t xml:space="preserve">What to use for: </w:t>
-      </w:r>
-      <w:r>
-        <w:t>Deciding what to systematize next and getting a first draft of the top candidate, rather than re-solving the same task by hand each time.</w:t>
-      </w:r>
-    </w:p>
-    <w:p>
-      <w:r>
-        <w:rPr>
-          <w:b/>
-        </w:rPr>
-        <w:t xml:space="preserve">Required inputs: </w:t>
-      </w:r>
-      <w:r>
-        <w:t>A list of tasks you do repeatedly, or three to ten recent chats showing them; note roughly how often each recurs</w:t>
+        <w:t xml:space="preserve">Use cases: </w:t>
+      </w:r>
+      <w:r>
+        <w:t>The same manual task keeps recurring and you want to decide what to systematize next instead of re-solving it by hand; The library seems to be missing a prompt for something you do frequently and you want it drafted for you; A [[prompting-style-review]] flagged a repeated task type and you want to convert it into a reusable asset; You have three to ten recent chats or a bulleted task list (with rough frequencies) and want a ranked table plus a first draft of the top candidate</w:t>
       </w:r>
     </w:p>
     <w:p>
@@ -19096,6 +18709,17 @@
       </w:r>
       <w:r>
         <w:t>A ranked table of candidate assets: task, recurrence, time saved, best form (saved prompt, template, or skill), and why; A drafted top candidate ready to refine and install; A pointer to where each asset should live (a durable-knowledge record, a saved prompt, or a copilot-skills guide)</w:t>
+      </w:r>
+    </w:p>
+    <w:p>
+      <w:r>
+        <w:rPr>
+          <w:b/>
+        </w:rPr>
+        <w:t xml:space="preserve">Also known as: </w:t>
+      </w:r>
+      <w:r>
+        <w:t>build a copilot skill; find skill gaps; systematize my recurring tasks; what am i missing a prompt for; what should i turn into a saved prompt; what skills do i need; what to automate next; which tasks need a template</w:t>
       </w:r>
     </w:p>
     <w:p>

--- a/public/prompts/regulatory-labeling-prompt-library.docx
+++ b/public/prompts/regulatory-labeling-prompt-library.docx
@@ -13,7 +13,7 @@
           <w:b/>
           <w:sz w:val="44"/>
         </w:rPr>
-        <w:t>Talking Rain, Regulatory Labeling</w:t>
+        <w:t>Regulatory Labeling Prompt Library</w:t>
       </w:r>
     </w:p>
     <w:p>
